--- a/hin/docx/007.content.docx
+++ b/hin/docx/007.content.docx
@@ -150,26 +150,6 @@
           <w:lang w:val="hi_IN" w:bidi="hi_IN"/>
         </w:rPr>
         <w:t>उ</w:t>
-      </w:r>
-      <w:r>
-        <w:rPr>
-          <w:lang w:val="hi_IN" w:bidi="hi_IN"/>
-        </w:rPr>
-      </w:r>
-    </w:p>
-    <w:p>
-      <w:pPr/>
-      <w:r>
-        <w:rPr>
-          <w:lang w:val="hi_IN" w:bidi="hi_IN"/>
-        </w:rPr>
-      </w:r>
-      <w:r>
-        <w:rPr>
-          <w:i/>
-          <w:lang w:val="hi_IN" w:bidi="hi_IN"/>
-        </w:rPr>
-        <w:t>उकाब, उकाब, उक्काल, उगारित, उच्च परिषद, उज्जा, उज्जा, उज्जियाह, उज्जियाह, उज्जी, उज्जीएल, उज्जेनशेरा, उत्तर, उत्तर देश, उत्पत्ति की पुस्तक, उत्पीड़न, उदास प्राणी, उनेसिफुरूस, उनेसिमुस, उन्नी, उन्नो, उपदेश, उपपत्नीत्व, उपपत्नियाँ, उपवास, उपस्थिति की रोटी, उफ़ार्सिन, उम्मा, उरबानुस, उरियास, उरियाह, उर्वरता के पंथ, उलुम्पास, उल्लंघन, उल्ला, उल्लू, उल्लू</w:t>
       </w:r>
       <w:r>
         <w:rPr>

--- a/hin/docx/007.content.docx
+++ b/hin/docx/007.content.docx
@@ -19,7 +19,7 @@
         <w:rPr>
           <w:lang w:val="hi_IN" w:bidi="hi_IN"/>
         </w:rPr>
-        <w:t>Resource: बाइबल कोश (टिंडेल)</w:t>
+        <w:t>Resource: Tyndale Open Bible Dictionary</w:t>
       </w:r>
       <w:r>
         <w:rPr>
@@ -112,7 +112,7 @@
         <w:rPr>
           <w:lang w:val="hi_IN" w:bidi="hi_IN"/>
         </w:rPr>
-        <w:t>बाइबल कोश (टिंडेल)</w:t>
+        <w:t>Tyndale Open Bible Dictionary</w:t>
       </w:r>
     </w:p>
     <w:p>

--- a/hin/docx/007.content.docx
+++ b/hin/docx/007.content.docx
@@ -19,7 +19,7 @@
         <w:rPr>
           <w:lang w:val="hi_IN" w:bidi="hi_IN"/>
         </w:rPr>
-        <w:t>Resource: Tyndale Open Bible Dictionary</w:t>
+        <w:t>Resource: Aquifer Open Bible Dictionary</w:t>
       </w:r>
       <w:r>
         <w:rPr>
@@ -112,7 +112,7 @@
         <w:rPr>
           <w:lang w:val="hi_IN" w:bidi="hi_IN"/>
         </w:rPr>
-        <w:t>Tyndale Open Bible Dictionary</w:t>
+        <w:t>Aquifer Open Bible Dictionary</w:t>
       </w:r>
     </w:p>
     <w:p>

--- a/hin/docx/007.content.docx
+++ b/hin/docx/007.content.docx
@@ -244,72 +244,48 @@
         </w:rPr>
         <w:t>यरूशलेम में मन्दिर पर्वत की ओर जाने वाले द्वारों में से एक। इसे योताम द्वारा निर्मित किया गया था (</w:t>
       </w:r>
-      <w:hyperlink r:id="rId13">
-        <w:r>
-          <w:rPr>
-            <w:lang w:val="hi_IN" w:bidi="hi_IN"/>
-          </w:rPr>
-          <w:rPr>
-            <w:color w:val="0000EE"/>
-            <w:u w:val="single"/>
-          </w:rPr>
-          <w:t>2 रा 15:35</w:t>
-        </w:r>
-      </w:hyperlink>
+      <w:r>
+        <w:rPr>
+          <w:lang w:val="hi_IN" w:bidi="hi_IN"/>
+        </w:rPr>
+        <w:t>2 रा 15:35</w:t>
+      </w:r>
       <w:r>
         <w:rPr>
           <w:lang w:val="hi_IN" w:bidi="hi_IN"/>
         </w:rPr>
         <w:t xml:space="preserve">; </w:t>
       </w:r>
-      <w:hyperlink r:id="rId14">
-        <w:r>
-          <w:rPr>
-            <w:lang w:val="hi_IN" w:bidi="hi_IN"/>
-          </w:rPr>
-          <w:rPr>
-            <w:color w:val="0000EE"/>
-            <w:u w:val="single"/>
-          </w:rPr>
-          <w:t>2 इति 27:3</w:t>
-        </w:r>
-      </w:hyperlink>
+      <w:r>
+        <w:rPr>
+          <w:lang w:val="hi_IN" w:bidi="hi_IN"/>
+        </w:rPr>
+        <w:t>2 इति 27:3</w:t>
+      </w:r>
       <w:r>
         <w:rPr>
           <w:lang w:val="hi_IN" w:bidi="hi_IN"/>
         </w:rPr>
         <w:t>) और यह शाही राजभवन और मन्दिर क्षेत्र के बीच मुख्य प्रवेश द्वार के रूप में कार्य करता था (</w:t>
       </w:r>
-      <w:hyperlink r:id="rId15">
-        <w:r>
-          <w:rPr>
-            <w:lang w:val="hi_IN" w:bidi="hi_IN"/>
-          </w:rPr>
-          <w:rPr>
-            <w:color w:val="0000EE"/>
-            <w:u w:val="single"/>
-          </w:rPr>
-          <w:t>2 इति 23:20</w:t>
-        </w:r>
-      </w:hyperlink>
+      <w:r>
+        <w:rPr>
+          <w:lang w:val="hi_IN" w:bidi="hi_IN"/>
+        </w:rPr>
+        <w:t>2 इति 23:20</w:t>
+      </w:r>
       <w:r>
         <w:rPr>
           <w:lang w:val="hi_IN" w:bidi="hi_IN"/>
         </w:rPr>
         <w:t xml:space="preserve">; </w:t>
       </w:r>
-      <w:hyperlink r:id="rId16">
-        <w:r>
-          <w:rPr>
-            <w:lang w:val="hi_IN" w:bidi="hi_IN"/>
-          </w:rPr>
-          <w:rPr>
-            <w:color w:val="0000EE"/>
-            <w:u w:val="single"/>
-          </w:rPr>
-          <w:t>एज्रा 9:2</w:t>
-        </w:r>
-      </w:hyperlink>
+      <w:r>
+        <w:rPr>
+          <w:lang w:val="hi_IN" w:bidi="hi_IN"/>
+        </w:rPr>
+        <w:t>एज्रा 9:2</w:t>
+      </w:r>
       <w:r>
         <w:rPr>
           <w:lang w:val="hi_IN" w:bidi="hi_IN"/>
@@ -381,126 +357,84 @@
         </w:rPr>
         <w:t xml:space="preserve">वाक्यांश आमतौर पर इब्रानी 'बामह' से अनुवादित है, जो सम्भवतः एक शब्द से उत्पन्न हुआ जिसका मूल अर्थ "पशु की पीठ (या कगार)" था। इस प्रकार यह ऊँचाई या पहाड़ी या पत्थर की समाधि के ढेर को सन्दर्भित करने लगा। आमतौर पर यह एक ऊँचा आराधना केन्द्र होता था, जैसा कि </w:t>
       </w:r>
-      <w:hyperlink r:id="rId17">
-        <w:r>
-          <w:rPr>
-            <w:lang w:val="hi_IN" w:bidi="hi_IN"/>
-          </w:rPr>
-          <w:rPr>
-            <w:color w:val="0000EE"/>
-            <w:u w:val="single"/>
-          </w:rPr>
-          <w:t>गिनती 33:51–52</w:t>
-        </w:r>
-      </w:hyperlink>
+      <w:r>
+        <w:rPr>
+          <w:lang w:val="hi_IN" w:bidi="hi_IN"/>
+        </w:rPr>
+        <w:t>गिनती 33:51–52</w:t>
+      </w:r>
       <w:r>
         <w:rPr>
           <w:lang w:val="hi_IN" w:bidi="hi_IN"/>
         </w:rPr>
         <w:t xml:space="preserve">, </w:t>
       </w:r>
-      <w:hyperlink r:id="rId18">
-        <w:r>
-          <w:rPr>
-            <w:lang w:val="hi_IN" w:bidi="hi_IN"/>
-          </w:rPr>
-          <w:rPr>
-            <w:color w:val="0000EE"/>
-            <w:u w:val="single"/>
-          </w:rPr>
-          <w:t>1 शमूएल 9:13–14</w:t>
-        </w:r>
-      </w:hyperlink>
+      <w:r>
+        <w:rPr>
+          <w:lang w:val="hi_IN" w:bidi="hi_IN"/>
+        </w:rPr>
+        <w:t>1 शमूएल 9:13–14</w:t>
+      </w:r>
       <w:r>
         <w:rPr>
           <w:lang w:val="hi_IN" w:bidi="hi_IN"/>
         </w:rPr>
         <w:t xml:space="preserve">, </w:t>
       </w:r>
-      <w:hyperlink r:id="rId19">
-        <w:r>
-          <w:rPr>
-            <w:lang w:val="hi_IN" w:bidi="hi_IN"/>
-          </w:rPr>
-          <w:rPr>
-            <w:color w:val="0000EE"/>
-            <w:u w:val="single"/>
-          </w:rPr>
-          <w:t>2 राजाओं 12:3</w:t>
-        </w:r>
-      </w:hyperlink>
+      <w:r>
+        <w:rPr>
+          <w:lang w:val="hi_IN" w:bidi="hi_IN"/>
+        </w:rPr>
+        <w:t>2 राजाओं 12:3</w:t>
+      </w:r>
       <w:r>
         <w:rPr>
           <w:lang w:val="hi_IN" w:bidi="hi_IN"/>
         </w:rPr>
         <w:t xml:space="preserve">, </w:t>
       </w:r>
-      <w:hyperlink r:id="rId20">
-        <w:r>
-          <w:rPr>
-            <w:lang w:val="hi_IN" w:bidi="hi_IN"/>
-          </w:rPr>
-          <w:rPr>
-            <w:color w:val="0000EE"/>
-            <w:u w:val="single"/>
-          </w:rPr>
-          <w:t>2 इतिहास 21:11</w:t>
-        </w:r>
-      </w:hyperlink>
+      <w:r>
+        <w:rPr>
+          <w:lang w:val="hi_IN" w:bidi="hi_IN"/>
+        </w:rPr>
+        <w:t>2 इतिहास 21:11</w:t>
+      </w:r>
       <w:r>
         <w:rPr>
           <w:lang w:val="hi_IN" w:bidi="hi_IN"/>
         </w:rPr>
         <w:t xml:space="preserve">, और </w:t>
       </w:r>
-      <w:hyperlink r:id="rId21">
-        <w:r>
-          <w:rPr>
-            <w:lang w:val="hi_IN" w:bidi="hi_IN"/>
-          </w:rPr>
-          <w:rPr>
-            <w:color w:val="0000EE"/>
-            <w:u w:val="single"/>
-          </w:rPr>
-          <w:t>यहेजकल 36:1–2</w:t>
-        </w:r>
-      </w:hyperlink>
+      <w:r>
+        <w:rPr>
+          <w:lang w:val="hi_IN" w:bidi="hi_IN"/>
+        </w:rPr>
+        <w:t>यहेजकल 36:1–2</w:t>
+      </w:r>
       <w:r>
         <w:rPr>
           <w:lang w:val="hi_IN" w:bidi="hi_IN"/>
         </w:rPr>
         <w:t xml:space="preserve"> में सन्दर्भित किया गया है। लेकिन कभी-कभी (जैसे </w:t>
       </w:r>
-      <w:hyperlink r:id="rId22">
-        <w:r>
-          <w:rPr>
-            <w:lang w:val="hi_IN" w:bidi="hi_IN"/>
-          </w:rPr>
-          <w:rPr>
-            <w:color w:val="0000EE"/>
-            <w:u w:val="single"/>
-          </w:rPr>
-          <w:t>2 रा 23:8</w:t>
-        </w:r>
-      </w:hyperlink>
+      <w:r>
+        <w:rPr>
+          <w:lang w:val="hi_IN" w:bidi="hi_IN"/>
+        </w:rPr>
+        <w:t>2 रा 23:8</w:t>
+      </w:r>
       <w:r>
         <w:rPr>
           <w:lang w:val="hi_IN" w:bidi="hi_IN"/>
         </w:rPr>
         <w:t xml:space="preserve"> में) यह फाटक का 'बामह' था, एक निवासस्थान जिसका ऊँचाई से कोई विशेष सन्दर्भ नहीं था, जो शहर के फाटक पर स्थित था जैसे दान और बेर्शेबा में। हो सकता है कि इसे उतार में भी रखा गया हो (</w:t>
       </w:r>
-      <w:hyperlink r:id="rId23">
-        <w:r>
-          <w:rPr>
-            <w:lang w:val="hi_IN" w:bidi="hi_IN"/>
-          </w:rPr>
-          <w:rPr>
-            <w:color w:val="0000EE"/>
-            <w:u w:val="single"/>
-          </w:rPr>
-          <w:t>यिर्म 7:31</w:t>
-        </w:r>
-      </w:hyperlink>
+      <w:r>
+        <w:rPr>
+          <w:lang w:val="hi_IN" w:bidi="hi_IN"/>
+        </w:rPr>
+        <w:t>यिर्म 7:31</w:t>
+      </w:r>
       <w:r>
         <w:rPr>
           <w:lang w:val="hi_IN" w:bidi="hi_IN"/>
@@ -521,18 +455,12 @@
         </w:rPr>
         <w:t xml:space="preserve">यह स्पष्ट है कि एक बामह एक दफन स्थान हो सकता है जिसमें स्मरणार्थ स्तम्भ या स्मरणार्थ पत्थर होते हैं, जैसा कि </w:t>
       </w:r>
-      <w:hyperlink r:id="rId24">
-        <w:r>
-          <w:rPr>
-            <w:lang w:val="hi_IN" w:bidi="hi_IN"/>
-          </w:rPr>
-          <w:rPr>
-            <w:color w:val="0000EE"/>
-            <w:u w:val="single"/>
-          </w:rPr>
-          <w:t>यहेजकल 43:7</w:t>
-        </w:r>
-      </w:hyperlink>
+      <w:r>
+        <w:rPr>
+          <w:lang w:val="hi_IN" w:bidi="hi_IN"/>
+        </w:rPr>
+        <w:t>यहेजकल 43:7</w:t>
+      </w:r>
       <w:r>
         <w:rPr>
           <w:lang w:val="hi_IN" w:bidi="hi_IN"/>
@@ -553,18 +481,12 @@
         </w:rPr>
         <w:t>दूसरा शब्द जिसका अनुवाद "ऊँचे स्थान" किया गया है, वह रामाह (ऊँचाई) है, जो इब्रानी से लिया गया है और जिसका अर्थ है "ऊँचा होना।" यहेजकेल ने इस शब्द का उपयोग अवैध आराधना केन्द्रों का उल्लेख करने के लिए किया (</w:t>
       </w:r>
-      <w:hyperlink r:id="rId25">
-        <w:r>
-          <w:rPr>
-            <w:lang w:val="hi_IN" w:bidi="hi_IN"/>
-          </w:rPr>
-          <w:rPr>
-            <w:color w:val="0000EE"/>
-            <w:u w:val="single"/>
-          </w:rPr>
-          <w:t>यहेज 16:24–25, 31–39</w:t>
-        </w:r>
-      </w:hyperlink>
+      <w:r>
+        <w:rPr>
+          <w:lang w:val="hi_IN" w:bidi="hi_IN"/>
+        </w:rPr>
+        <w:t>यहेज 16:24–25, 31–39</w:t>
+      </w:r>
       <w:r>
         <w:rPr>
           <w:lang w:val="hi_IN" w:bidi="hi_IN"/>
@@ -599,18 +521,12 @@
         </w:rPr>
         <w:t>मूर्तिपूजकों के ऊँचे स्थान आमतौर पर एक भौतिक ऊँचाई पर स्थित होते थे, जहाँ कोई ईश्वर के निकट महसूस कर सकता था। इसका पहला आवश्यक तत्व एक वेदी होती थी, जो मिटटी का ढेर, बिना तराशे पत्थर या ठोस चट्टान से काटी गई एक इकाई हो सकती थी। दूसरा, वहाँ एक पत्थर का खम्भा (</w:t>
       </w:r>
-      <w:hyperlink r:id="rId26">
-        <w:r>
-          <w:rPr>
-            <w:lang w:val="hi_IN" w:bidi="hi_IN"/>
-          </w:rPr>
-          <w:rPr>
-            <w:color w:val="0000EE"/>
-            <w:u w:val="single"/>
-          </w:rPr>
-          <w:t>व्य.वि. 12:3</w:t>
-        </w:r>
-      </w:hyperlink>
+      <w:r>
+        <w:rPr>
+          <w:lang w:val="hi_IN" w:bidi="hi_IN"/>
+        </w:rPr>
+        <w:t>व्य.वि. 12:3</w:t>
+      </w:r>
       <w:r>
         <w:rPr>
           <w:lang w:val="hi_IN" w:bidi="hi_IN"/>
@@ -669,18 +585,12 @@
         </w:rPr>
         <w:t xml:space="preserve"> जो महिला देवता (एक उर्वरता देवी) का प्रतिनिधित्व करता था; और चौथा, आनुष्ठानिक धुलाई के लिए एक पात्र। एक निवासस्थान जिसमें देवता की प्रतिमा होती थी, उसे भी किसी प्रकार की इमारत की आवश्यकता होती थी ताकि उसे सुरक्षित रखा जा सके (</w:t>
       </w:r>
-      <w:hyperlink r:id="rId27">
-        <w:r>
-          <w:rPr>
-            <w:lang w:val="hi_IN" w:bidi="hi_IN"/>
-          </w:rPr>
-          <w:rPr>
-            <w:color w:val="0000EE"/>
-            <w:u w:val="single"/>
-          </w:rPr>
-          <w:t>2 रा 17:29</w:t>
-        </w:r>
-      </w:hyperlink>
+      <w:r>
+        <w:rPr>
+          <w:lang w:val="hi_IN" w:bidi="hi_IN"/>
+        </w:rPr>
+        <w:t>2 रा 17:29</w:t>
+      </w:r>
       <w:r>
         <w:rPr>
           <w:lang w:val="hi_IN" w:bidi="hi_IN"/>
@@ -715,90 +625,60 @@
         </w:rPr>
         <w:t>इब्रियों के पास शीलो में तम्बू के विनाश और मन्दिर के निर्माण के बीच वैध ऊँचे स्थान थे, हालांकि मूर्तिपूजकों के लवाजमे या प्रथाओं से इनकी बहुत कम समानता थी, सिवाय एक वेदी की उपस्थिति और बलिदानों की भेंट के। एक ऊँचे स्थान पर लोगों ने एक बलिदान भोजन किया, इससे पहले कि शमूएल ने शाऊल को राजा अभिषिक्त किया (</w:t>
       </w:r>
-      <w:hyperlink r:id="rId28">
-        <w:r>
-          <w:rPr>
-            <w:lang w:val="hi_IN" w:bidi="hi_IN"/>
-          </w:rPr>
-          <w:rPr>
-            <w:color w:val="0000EE"/>
-            <w:u w:val="single"/>
-          </w:rPr>
-          <w:t>1 शमू 9:12–10:1</w:t>
-        </w:r>
-      </w:hyperlink>
+      <w:r>
+        <w:rPr>
+          <w:lang w:val="hi_IN" w:bidi="hi_IN"/>
+        </w:rPr>
+        <w:t>1 शमू 9:12–10:1</w:t>
+      </w:r>
       <w:r>
         <w:rPr>
           <w:lang w:val="hi_IN" w:bidi="hi_IN"/>
         </w:rPr>
         <w:t>)। दाऊद के शासनकाल के दौरान तम्बू गिबोन के ऊँचे स्थान पर स्थित था (</w:t>
       </w:r>
-      <w:hyperlink r:id="rId29">
-        <w:r>
-          <w:rPr>
-            <w:lang w:val="hi_IN" w:bidi="hi_IN"/>
-          </w:rPr>
-          <w:rPr>
-            <w:color w:val="0000EE"/>
-            <w:u w:val="single"/>
-          </w:rPr>
-          <w:t>1 इति 16:39</w:t>
-        </w:r>
-      </w:hyperlink>
+      <w:r>
+        <w:rPr>
+          <w:lang w:val="hi_IN" w:bidi="hi_IN"/>
+        </w:rPr>
+        <w:t>1 इति 16:39</w:t>
+      </w:r>
       <w:r>
         <w:rPr>
           <w:lang w:val="hi_IN" w:bidi="hi_IN"/>
         </w:rPr>
         <w:t xml:space="preserve">; </w:t>
       </w:r>
-      <w:hyperlink r:id="rId30">
-        <w:r>
-          <w:rPr>
-            <w:lang w:val="hi_IN" w:bidi="hi_IN"/>
-          </w:rPr>
-          <w:rPr>
-            <w:color w:val="0000EE"/>
-            <w:u w:val="single"/>
-          </w:rPr>
-          <w:t>21:29</w:t>
-        </w:r>
-      </w:hyperlink>
+      <w:r>
+        <w:rPr>
+          <w:lang w:val="hi_IN" w:bidi="hi_IN"/>
+        </w:rPr>
+        <w:t>21:29</w:t>
+      </w:r>
       <w:r>
         <w:rPr>
           <w:lang w:val="hi_IN" w:bidi="hi_IN"/>
         </w:rPr>
         <w:t>)। सुलैमान ने कई ऊँचे स्थानों पर बलिदान चढ़ाए (</w:t>
       </w:r>
-      <w:hyperlink r:id="rId31">
-        <w:r>
-          <w:rPr>
-            <w:lang w:val="hi_IN" w:bidi="hi_IN"/>
-          </w:rPr>
-          <w:rPr>
-            <w:color w:val="0000EE"/>
-            <w:u w:val="single"/>
-          </w:rPr>
-          <w:t>1 रा 3:2–3</w:t>
-        </w:r>
-      </w:hyperlink>
+      <w:r>
+        <w:rPr>
+          <w:lang w:val="hi_IN" w:bidi="hi_IN"/>
+        </w:rPr>
+        <w:t>1 रा 3:2–3</w:t>
+      </w:r>
       <w:r>
         <w:rPr>
           <w:lang w:val="hi_IN" w:bidi="hi_IN"/>
         </w:rPr>
         <w:t xml:space="preserve">) और गिबोन के ऊँचे स्थान पर उन्होंने परमेश्वर से मुलाकात की और अपने शासन के लिए बुद्धि का उपहार प्राप्त किया (पद </w:t>
       </w:r>
-      <w:hyperlink r:id="rId32">
-        <w:r>
-          <w:rPr>
-            <w:lang w:val="hi_IN" w:bidi="hi_IN"/>
-          </w:rPr>
-          <w:rPr>
-            <w:color w:val="0000EE"/>
-            <w:u w:val="single"/>
-          </w:rPr>
-          <w:t>4–15</w:t>
-        </w:r>
-      </w:hyperlink>
+      <w:r>
+        <w:rPr>
+          <w:lang w:val="hi_IN" w:bidi="hi_IN"/>
+        </w:rPr>
+        <w:t>4–15</w:t>
+      </w:r>
       <w:r>
         <w:rPr>
           <w:lang w:val="hi_IN" w:bidi="hi_IN"/>
@@ -819,36 +699,24 @@
         </w:rPr>
         <w:t>जब इब्रियों ने कनान में प्रवेश किया, तो उन्होंने मूर्तिपूजकों का सामना किया जो लम्बे समय से ऊँचे स्थानों पर उपासना करते थे। परमेश्वर ने इस्राएलियों को उन पवित्र स्थलों को नष्ट करने का आदेश दिया (</w:t>
       </w:r>
-      <w:hyperlink r:id="rId17">
-        <w:r>
-          <w:rPr>
-            <w:lang w:val="hi_IN" w:bidi="hi_IN"/>
-          </w:rPr>
-          <w:rPr>
-            <w:color w:val="0000EE"/>
-            <w:u w:val="single"/>
-          </w:rPr>
-          <w:t>गिन 33:51–52</w:t>
-        </w:r>
-      </w:hyperlink>
+      <w:r>
+        <w:rPr>
+          <w:lang w:val="hi_IN" w:bidi="hi_IN"/>
+        </w:rPr>
+        <w:t>गिन 33:51–52</w:t>
+      </w:r>
       <w:r>
         <w:rPr>
           <w:lang w:val="hi_IN" w:bidi="hi_IN"/>
         </w:rPr>
         <w:t>) ताकि वे उनसे दूषित न हो जाएं, लेकिन इस चेतावनी को ज्यादातर अनसुना कर दिया गया। इब्री राज्य के चरम पर, जब सुलैमान ने मन्दिर निर्माण को पूरा कर लिया था, तो उन्होंने मोआब के देवता कमोश, अम्मोन के मोलेक और अपनी विजातीय पत्नियों के अन्य देवताओं के लिए ऊँचे स्थान बनवाए। इस पाप के लिए परमेश्वर ने इब्री राज्य को विभाजित करने का निर्णय लिया (</w:t>
       </w:r>
-      <w:hyperlink r:id="rId33">
-        <w:r>
-          <w:rPr>
-            <w:lang w:val="hi_IN" w:bidi="hi_IN"/>
-          </w:rPr>
-          <w:rPr>
-            <w:color w:val="0000EE"/>
-            <w:u w:val="single"/>
-          </w:rPr>
-          <w:t>1 रा 11:7–11</w:t>
-        </w:r>
-      </w:hyperlink>
+      <w:r>
+        <w:rPr>
+          <w:lang w:val="hi_IN" w:bidi="hi_IN"/>
+        </w:rPr>
+        <w:t>1 रा 11:7–11</w:t>
+      </w:r>
       <w:r>
         <w:rPr>
           <w:lang w:val="hi_IN" w:bidi="hi_IN"/>
@@ -869,36 +737,24 @@
         </w:rPr>
         <w:t>राज्य के विभाजन के बाद, यारोबाम ने दान और बेतेल में ऊँचे स्थान स्थापित किए और अहाब और अन्य ने उनके निर्माण को बढ़ावा दिया। न्याय की भविष्यवाणी की गई थी (</w:t>
       </w:r>
-      <w:hyperlink r:id="rId34">
-        <w:r>
-          <w:rPr>
-            <w:lang w:val="hi_IN" w:bidi="hi_IN"/>
-          </w:rPr>
-          <w:rPr>
-            <w:color w:val="0000EE"/>
-            <w:u w:val="single"/>
-          </w:rPr>
-          <w:t>1 रा 13:2–3</w:t>
-        </w:r>
-      </w:hyperlink>
+      <w:r>
+        <w:rPr>
+          <w:lang w:val="hi_IN" w:bidi="hi_IN"/>
+        </w:rPr>
+        <w:t>1 रा 13:2–3</w:t>
+      </w:r>
       <w:r>
         <w:rPr>
           <w:lang w:val="hi_IN" w:bidi="hi_IN"/>
         </w:rPr>
         <w:t xml:space="preserve">; </w:t>
       </w:r>
-      <w:hyperlink r:id="rId35">
-        <w:r>
-          <w:rPr>
-            <w:lang w:val="hi_IN" w:bidi="hi_IN"/>
-          </w:rPr>
-          <w:rPr>
-            <w:color w:val="0000EE"/>
-            <w:u w:val="single"/>
-          </w:rPr>
-          <w:t>2 रा 17:7–18</w:t>
-        </w:r>
-      </w:hyperlink>
+      <w:r>
+        <w:rPr>
+          <w:lang w:val="hi_IN" w:bidi="hi_IN"/>
+        </w:rPr>
+        <w:t>2 रा 17:7–18</w:t>
+      </w:r>
       <w:r>
         <w:rPr>
           <w:lang w:val="hi_IN" w:bidi="hi_IN"/>
@@ -919,180 +775,120 @@
         </w:rPr>
         <w:t>दक्षिणी राज्य के पहले राजा, रहबाम ने अपने क्षेत्र में ऊँचे स्थानों का प्रसार किया (</w:t>
       </w:r>
-      <w:hyperlink r:id="rId36">
-        <w:r>
-          <w:rPr>
-            <w:lang w:val="hi_IN" w:bidi="hi_IN"/>
-          </w:rPr>
-          <w:rPr>
-            <w:color w:val="0000EE"/>
-            <w:u w:val="single"/>
-          </w:rPr>
-          <w:t>1 रा 14:23–24</w:t>
-        </w:r>
-      </w:hyperlink>
+      <w:r>
+        <w:rPr>
+          <w:lang w:val="hi_IN" w:bidi="hi_IN"/>
+        </w:rPr>
+        <w:t>1 रा 14:23–24</w:t>
+      </w:r>
       <w:r>
         <w:rPr>
           <w:lang w:val="hi_IN" w:bidi="hi_IN"/>
         </w:rPr>
         <w:t>)। हालांकि राजा आसा ने सच्चे धर्म का पुनरुद्धार शुरू किया, लेकिन उन्होंने ऊँचे स्थानों को नहीं हटाया (</w:t>
       </w:r>
-      <w:hyperlink r:id="rId37">
-        <w:r>
-          <w:rPr>
-            <w:lang w:val="hi_IN" w:bidi="hi_IN"/>
-          </w:rPr>
-          <w:rPr>
-            <w:color w:val="0000EE"/>
-            <w:u w:val="single"/>
-          </w:rPr>
-          <w:t>1 रा 15:12–14</w:t>
-        </w:r>
-      </w:hyperlink>
+      <w:r>
+        <w:rPr>
+          <w:lang w:val="hi_IN" w:bidi="hi_IN"/>
+        </w:rPr>
+        <w:t>1 रा 15:12–14</w:t>
+      </w:r>
       <w:r>
         <w:rPr>
           <w:lang w:val="hi_IN" w:bidi="hi_IN"/>
         </w:rPr>
         <w:t>)। यहोशापात ने भी पुनरुद्धार की शुरुआत की, लेकिन फिर भी ऊँचे स्थान बने रहे (</w:t>
       </w:r>
-      <w:hyperlink r:id="rId38">
-        <w:r>
-          <w:rPr>
-            <w:lang w:val="hi_IN" w:bidi="hi_IN"/>
-          </w:rPr>
-          <w:rPr>
-            <w:color w:val="0000EE"/>
-            <w:u w:val="single"/>
-          </w:rPr>
-          <w:t>1 रा 22:43</w:t>
-        </w:r>
-      </w:hyperlink>
+      <w:r>
+        <w:rPr>
+          <w:lang w:val="hi_IN" w:bidi="hi_IN"/>
+        </w:rPr>
+        <w:t>1 रा 22:43</w:t>
+      </w:r>
       <w:r>
         <w:rPr>
           <w:lang w:val="hi_IN" w:bidi="hi_IN"/>
         </w:rPr>
         <w:t>)। दूसरी ओर, उनके पुत्र यहोराम और उनकी पत्नी अतल्याह ने उनके निर्माण को प्रोत्साहित किया (</w:t>
       </w:r>
-      <w:hyperlink r:id="rId20">
-        <w:r>
-          <w:rPr>
-            <w:lang w:val="hi_IN" w:bidi="hi_IN"/>
-          </w:rPr>
-          <w:rPr>
-            <w:color w:val="0000EE"/>
-            <w:u w:val="single"/>
-          </w:rPr>
-          <w:t>2 इति 21:11</w:t>
-        </w:r>
-      </w:hyperlink>
+      <w:r>
+        <w:rPr>
+          <w:lang w:val="hi_IN" w:bidi="hi_IN"/>
+        </w:rPr>
+        <w:t>2 इति 21:11</w:t>
+      </w:r>
       <w:r>
         <w:rPr>
           <w:lang w:val="hi_IN" w:bidi="hi_IN"/>
         </w:rPr>
         <w:t>)। योआश ने अपने पुनरुद्धार के दौरान ऊँचे स्थानों को समाप्त नहीं किया (</w:t>
       </w:r>
-      <w:hyperlink r:id="rId19">
-        <w:r>
-          <w:rPr>
-            <w:lang w:val="hi_IN" w:bidi="hi_IN"/>
-          </w:rPr>
-          <w:rPr>
-            <w:color w:val="0000EE"/>
-            <w:u w:val="single"/>
-          </w:rPr>
-          <w:t>2 रा 12:3</w:t>
-        </w:r>
-      </w:hyperlink>
+      <w:r>
+        <w:rPr>
+          <w:lang w:val="hi_IN" w:bidi="hi_IN"/>
+        </w:rPr>
+        <w:t>2 रा 12:3</w:t>
+      </w:r>
       <w:r>
         <w:rPr>
           <w:lang w:val="hi_IN" w:bidi="hi_IN"/>
         </w:rPr>
         <w:t>), और न ही अच्छे राजा उज्जियाह ने ऐसे कोई प्रयास किए (</w:t>
       </w:r>
-      <w:hyperlink r:id="rId39">
-        <w:r>
-          <w:rPr>
-            <w:lang w:val="hi_IN" w:bidi="hi_IN"/>
-          </w:rPr>
-          <w:rPr>
-            <w:color w:val="0000EE"/>
-            <w:u w:val="single"/>
-          </w:rPr>
-          <w:t>2 रा 15:3–4</w:t>
-        </w:r>
-      </w:hyperlink>
+      <w:r>
+        <w:rPr>
+          <w:lang w:val="hi_IN" w:bidi="hi_IN"/>
+        </w:rPr>
+        <w:t>2 रा 15:3–4</w:t>
+      </w:r>
       <w:r>
         <w:rPr>
           <w:lang w:val="hi_IN" w:bidi="hi_IN"/>
         </w:rPr>
         <w:t>)। आहाज ने परमेश्वर के प्रति विश्वासयोग्य होने का कोई दिखावा नहीं किया और अन्यजाति के मन्दिरों की मूर्तिपूजा को सक्रिय रूप से प्रोत्साहित किया (</w:t>
       </w:r>
-      <w:hyperlink r:id="rId40">
-        <w:r>
-          <w:rPr>
-            <w:lang w:val="hi_IN" w:bidi="hi_IN"/>
-          </w:rPr>
-          <w:rPr>
-            <w:color w:val="0000EE"/>
-            <w:u w:val="single"/>
-          </w:rPr>
-          <w:t xml:space="preserve"> 2 रा 16:3–4</w:t>
-        </w:r>
-      </w:hyperlink>
+      <w:r>
+        <w:rPr>
+          <w:lang w:val="hi_IN" w:bidi="hi_IN"/>
+        </w:rPr>
+        <w:t xml:space="preserve"> 2 रा 16:3–4</w:t>
+      </w:r>
       <w:r>
         <w:rPr>
           <w:lang w:val="hi_IN" w:bidi="hi_IN"/>
         </w:rPr>
         <w:t>)। अन्ततः, हिजकिय्याह ने ऊँचे स्थानों के खिलाफ एक अभियान शुरू किया (</w:t>
       </w:r>
-      <w:hyperlink r:id="rId41">
-        <w:r>
-          <w:rPr>
-            <w:lang w:val="hi_IN" w:bidi="hi_IN"/>
-          </w:rPr>
-          <w:rPr>
-            <w:color w:val="0000EE"/>
-            <w:u w:val="single"/>
-          </w:rPr>
-          <w:t>2 इति 31:1</w:t>
-        </w:r>
-      </w:hyperlink>
+      <w:r>
+        <w:rPr>
+          <w:lang w:val="hi_IN" w:bidi="hi_IN"/>
+        </w:rPr>
+        <w:t>2 इति 31:1</w:t>
+      </w:r>
       <w:r>
         <w:rPr>
           <w:lang w:val="hi_IN" w:bidi="hi_IN"/>
         </w:rPr>
         <w:t>), लेकिन उनकी नीतियों को उनके दुष्ट पुत्र मनश्शे के शासनकाल के दौरान उलट दिया गया (</w:t>
       </w:r>
-      <w:hyperlink r:id="rId42">
-        <w:r>
-          <w:rPr>
-            <w:lang w:val="hi_IN" w:bidi="hi_IN"/>
-          </w:rPr>
-          <w:rPr>
-            <w:color w:val="0000EE"/>
-            <w:u w:val="single"/>
-          </w:rPr>
-          <w:t>2 रा 21:2–9</w:t>
-        </w:r>
-      </w:hyperlink>
+      <w:r>
+        <w:rPr>
+          <w:lang w:val="hi_IN" w:bidi="hi_IN"/>
+        </w:rPr>
+        <w:t>2 रा 21:2–9</w:t>
+      </w:r>
       <w:r>
         <w:rPr>
           <w:lang w:val="hi_IN" w:bidi="hi_IN"/>
         </w:rPr>
         <w:t>)। योशियाह ने अन्तिम यहूदी पुनरुद्धार का नेतृत्व किया और फिर से ऊँचे स्थानों पर हमला किया (</w:t>
       </w:r>
-      <w:hyperlink r:id="rId43">
-        <w:r>
-          <w:rPr>
-            <w:lang w:val="hi_IN" w:bidi="hi_IN"/>
-          </w:rPr>
-          <w:rPr>
-            <w:color w:val="0000EE"/>
-            <w:u w:val="single"/>
-          </w:rPr>
-          <w:t>2 रा 23:5, 8</w:t>
-        </w:r>
-      </w:hyperlink>
+      <w:r>
+        <w:rPr>
+          <w:lang w:val="hi_IN" w:bidi="hi_IN"/>
+        </w:rPr>
+        <w:t>2 रा 23:5, 8</w:t>
+      </w:r>
       <w:r>
         <w:rPr>
           <w:lang w:val="hi_IN" w:bidi="hi_IN"/>
@@ -1113,108 +909,72 @@
         </w:rPr>
         <w:t>भविष्यद्वक्ता यशायाह (</w:t>
       </w:r>
-      <w:hyperlink r:id="rId44">
-        <w:r>
-          <w:rPr>
-            <w:lang w:val="hi_IN" w:bidi="hi_IN"/>
-          </w:rPr>
-          <w:rPr>
-            <w:color w:val="0000EE"/>
-            <w:u w:val="single"/>
-          </w:rPr>
-          <w:t>यशा 15:2</w:t>
-        </w:r>
-      </w:hyperlink>
+      <w:r>
+        <w:rPr>
+          <w:lang w:val="hi_IN" w:bidi="hi_IN"/>
+        </w:rPr>
+        <w:t>यशा 15:2</w:t>
+      </w:r>
       <w:r>
         <w:rPr>
           <w:lang w:val="hi_IN" w:bidi="hi_IN"/>
         </w:rPr>
         <w:t xml:space="preserve">; </w:t>
       </w:r>
-      <w:hyperlink r:id="rId45">
-        <w:r>
-          <w:rPr>
-            <w:lang w:val="hi_IN" w:bidi="hi_IN"/>
-          </w:rPr>
-          <w:rPr>
-            <w:color w:val="0000EE"/>
-            <w:u w:val="single"/>
-          </w:rPr>
-          <w:t>16:12</w:t>
-        </w:r>
-      </w:hyperlink>
+      <w:r>
+        <w:rPr>
+          <w:lang w:val="hi_IN" w:bidi="hi_IN"/>
+        </w:rPr>
+        <w:t>16:12</w:t>
+      </w:r>
       <w:r>
         <w:rPr>
           <w:lang w:val="hi_IN" w:bidi="hi_IN"/>
         </w:rPr>
         <w:t>), यिर्मयाह (</w:t>
       </w:r>
-      <w:hyperlink r:id="rId46">
-        <w:r>
-          <w:rPr>
-            <w:lang w:val="hi_IN" w:bidi="hi_IN"/>
-          </w:rPr>
-          <w:rPr>
-            <w:color w:val="0000EE"/>
-            <w:u w:val="single"/>
-          </w:rPr>
-          <w:t>यिर्म 48:35</w:t>
-        </w:r>
-      </w:hyperlink>
+      <w:r>
+        <w:rPr>
+          <w:lang w:val="hi_IN" w:bidi="hi_IN"/>
+        </w:rPr>
+        <w:t>यिर्म 48:35</w:t>
+      </w:r>
       <w:r>
         <w:rPr>
           <w:lang w:val="hi_IN" w:bidi="hi_IN"/>
         </w:rPr>
         <w:t>), यहेजकेल (</w:t>
       </w:r>
-      <w:hyperlink r:id="rId47">
-        <w:r>
-          <w:rPr>
-            <w:lang w:val="hi_IN" w:bidi="hi_IN"/>
-          </w:rPr>
-          <w:rPr>
-            <w:color w:val="0000EE"/>
-            <w:u w:val="single"/>
-          </w:rPr>
-          <w:t>यहेज 6:3</w:t>
-        </w:r>
-      </w:hyperlink>
+      <w:r>
+        <w:rPr>
+          <w:lang w:val="hi_IN" w:bidi="hi_IN"/>
+        </w:rPr>
+        <w:t>यहेज 6:3</w:t>
+      </w:r>
       <w:r>
         <w:rPr>
           <w:lang w:val="hi_IN" w:bidi="hi_IN"/>
         </w:rPr>
         <w:t>), होशे (</w:t>
       </w:r>
-      <w:hyperlink r:id="rId48">
-        <w:r>
-          <w:rPr>
-            <w:lang w:val="hi_IN" w:bidi="hi_IN"/>
-          </w:rPr>
-          <w:rPr>
-            <w:color w:val="0000EE"/>
-            <w:u w:val="single"/>
-          </w:rPr>
-          <w:t>होश 10:8</w:t>
-        </w:r>
-      </w:hyperlink>
+      <w:r>
+        <w:rPr>
+          <w:lang w:val="hi_IN" w:bidi="hi_IN"/>
+        </w:rPr>
+        <w:t>होश 10:8</w:t>
+      </w:r>
       <w:r>
         <w:rPr>
           <w:lang w:val="hi_IN" w:bidi="hi_IN"/>
         </w:rPr>
         <w:t>) और आमोस (</w:t>
       </w:r>
-      <w:hyperlink r:id="rId49">
-        <w:r>
-          <w:rPr>
-            <w:lang w:val="hi_IN" w:bidi="hi_IN"/>
-          </w:rPr>
-          <w:rPr>
-            <w:color w:val="0000EE"/>
-            <w:u w:val="single"/>
-          </w:rPr>
-          <w:t>आमो 7:9</w:t>
-        </w:r>
-      </w:hyperlink>
+      <w:r>
+        <w:rPr>
+          <w:lang w:val="hi_IN" w:bidi="hi_IN"/>
+        </w:rPr>
+        <w:t>आमो 7:9</w:t>
+      </w:r>
       <w:r>
         <w:rPr>
           <w:lang w:val="hi_IN" w:bidi="hi_IN"/>
@@ -1371,36 +1131,24 @@
         </w:rPr>
         <w:t>ऊँटों का इस्तेमाल माल और लोगों दोनों के परिवहन के लिए किया जाता है। ऊँट पर सवार व्यक्ति एक दिन में 96.5 से 121 किलोमीटर (60 से 75 मील) की दूरी तय कर सकता है। एक ऊँट 272 किलोग्राम (600 पाउंड) या उससे अधिक वजन का भार उठा सकता है। ऊँट मसाले के व्यापार में महत्वपूर्ण थे (</w:t>
       </w:r>
-      <w:hyperlink r:id="rId50">
-        <w:r>
-          <w:rPr>
-            <w:lang w:val="hi_IN" w:bidi="hi_IN"/>
-          </w:rPr>
-          <w:rPr>
-            <w:color w:val="0000EE"/>
-            <w:u w:val="single"/>
-          </w:rPr>
-          <w:t>उत 37:25</w:t>
-        </w:r>
-      </w:hyperlink>
+      <w:r>
+        <w:rPr>
+          <w:lang w:val="hi_IN" w:bidi="hi_IN"/>
+        </w:rPr>
+        <w:t>उत 37:25</w:t>
+      </w:r>
       <w:r>
         <w:rPr>
           <w:lang w:val="hi_IN" w:bidi="hi_IN"/>
         </w:rPr>
         <w:t>)। वे अरब, मिस्र और अश्शूर के बीच ऊँटों की गाड़ियों में यात्रा करते थे। युद्ध के समय भी उनकी सवारी की जाती थी (</w:t>
       </w:r>
-      <w:hyperlink r:id="rId51">
-        <w:r>
-          <w:rPr>
-            <w:lang w:val="hi_IN" w:bidi="hi_IN"/>
-          </w:rPr>
-          <w:rPr>
-            <w:color w:val="0000EE"/>
-            <w:u w:val="single"/>
-          </w:rPr>
-          <w:t>न्या 6:5</w:t>
-        </w:r>
-      </w:hyperlink>
+      <w:r>
+        <w:rPr>
+          <w:lang w:val="hi_IN" w:bidi="hi_IN"/>
+        </w:rPr>
+        <w:t>न्या 6:5</w:t>
+      </w:r>
       <w:r>
         <w:rPr>
           <w:lang w:val="hi_IN" w:bidi="hi_IN"/>
@@ -1433,36 +1181,24 @@
         </w:rPr>
         <w:t>, जैसा कि यूहन्ना बपतिस्मा (</w:t>
       </w:r>
-      <w:hyperlink r:id="rId52">
-        <w:r>
-          <w:rPr>
-            <w:lang w:val="hi_IN" w:bidi="hi_IN"/>
-          </w:rPr>
-          <w:rPr>
-            <w:color w:val="0000EE"/>
-            <w:u w:val="single"/>
-          </w:rPr>
-          <w:t>मत्ती 3:4</w:t>
-        </w:r>
-      </w:hyperlink>
+      <w:r>
+        <w:rPr>
+          <w:lang w:val="hi_IN" w:bidi="hi_IN"/>
+        </w:rPr>
+        <w:t>मत्ती 3:4</w:t>
+      </w:r>
       <w:r>
         <w:rPr>
           <w:lang w:val="hi_IN" w:bidi="hi_IN"/>
         </w:rPr>
         <w:t>) ने पहना था, आज भी मरूभूमि में रहने वाले लोग पहनते हैं। ऊँट के बालों से बना वस्त्र भी एक भविष्यवक्ता के द्वारा दिया संकेत था (</w:t>
       </w:r>
-      <w:hyperlink r:id="rId53">
-        <w:r>
-          <w:rPr>
-            <w:lang w:val="hi_IN" w:bidi="hi_IN"/>
-          </w:rPr>
-          <w:rPr>
-            <w:color w:val="0000EE"/>
-            <w:u w:val="single"/>
-          </w:rPr>
-          <w:t>जक 13:4</w:t>
-        </w:r>
-      </w:hyperlink>
+      <w:r>
+        <w:rPr>
+          <w:lang w:val="hi_IN" w:bidi="hi_IN"/>
+        </w:rPr>
+        <w:t>जक 13:4</w:t>
+      </w:r>
       <w:r>
         <w:rPr>
           <w:lang w:val="hi_IN" w:bidi="hi_IN"/>
@@ -1483,36 +1219,24 @@
         </w:rPr>
         <w:t xml:space="preserve">कूबड़ वाले ऊँट दो प्रकार के होते हैं: </w:t>
       </w:r>
-      <w:hyperlink r:id="rId50">
-        <w:r>
-          <w:rPr>
-            <w:lang w:val="hi_IN" w:bidi="hi_IN"/>
-          </w:rPr>
-          <w:rPr>
-            <w:color w:val="0000EE"/>
-            <w:u w:val="single"/>
-          </w:rPr>
-          <w:t>उत्पत्ति 37:25</w:t>
-        </w:r>
-      </w:hyperlink>
+      <w:r>
+        <w:rPr>
+          <w:lang w:val="hi_IN" w:bidi="hi_IN"/>
+        </w:rPr>
+        <w:t>उत्पत्ति 37:25</w:t>
+      </w:r>
       <w:r>
         <w:rPr>
           <w:lang w:val="hi_IN" w:bidi="hi_IN"/>
         </w:rPr>
         <w:t xml:space="preserve"> में वर्णित धीमा, बोझ उठाने वाला ऊँट और </w:t>
       </w:r>
-      <w:hyperlink r:id="rId54">
-        <w:r>
-          <w:rPr>
-            <w:lang w:val="hi_IN" w:bidi="hi_IN"/>
-          </w:rPr>
-          <w:rPr>
-            <w:color w:val="0000EE"/>
-            <w:u w:val="single"/>
-          </w:rPr>
-          <w:t>1 शमूएल 30:17</w:t>
-        </w:r>
-      </w:hyperlink>
+      <w:r>
+        <w:rPr>
+          <w:lang w:val="hi_IN" w:bidi="hi_IN"/>
+        </w:rPr>
+        <w:t>1 शमूएल 30:17</w:t>
+      </w:r>
       <w:r>
         <w:rPr>
           <w:lang w:val="hi_IN" w:bidi="hi_IN"/>
@@ -1546,36 +1270,24 @@
         </w:rPr>
         <w:t xml:space="preserve">)। इसके दो कूबड़ होते हैं। यह एक कूबड़ वाले ऊँट से भारी, बड़ा और लंबे बाल वाला होता है और तेज़ दौड़ने वाले ऊँट से धीमा होता है। </w:t>
       </w:r>
-      <w:hyperlink r:id="rId55">
-        <w:r>
-          <w:rPr>
-            <w:lang w:val="hi_IN" w:bidi="hi_IN"/>
-          </w:rPr>
-          <w:rPr>
-            <w:color w:val="0000EE"/>
-            <w:u w:val="single"/>
-          </w:rPr>
-          <w:t>यशायाह 21:7</w:t>
-        </w:r>
-      </w:hyperlink>
+      <w:r>
+        <w:rPr>
+          <w:lang w:val="hi_IN" w:bidi="hi_IN"/>
+        </w:rPr>
+        <w:t>यशायाह 21:7</w:t>
+      </w:r>
       <w:r>
         <w:rPr>
           <w:lang w:val="hi_IN" w:bidi="hi_IN"/>
         </w:rPr>
         <w:t xml:space="preserve"> में जीवाण्विक ऊँट का ज़िक्र हो सकता है। </w:t>
       </w:r>
-      <w:hyperlink r:id="rId56">
-        <w:r>
-          <w:rPr>
-            <w:lang w:val="hi_IN" w:bidi="hi_IN"/>
-          </w:rPr>
-          <w:rPr>
-            <w:color w:val="0000EE"/>
-            <w:u w:val="single"/>
-          </w:rPr>
-          <w:t>एस्तेर 8:10</w:t>
-        </w:r>
-      </w:hyperlink>
+      <w:r>
+        <w:rPr>
+          <w:lang w:val="hi_IN" w:bidi="hi_IN"/>
+        </w:rPr>
+        <w:t>एस्तेर 8:10</w:t>
+      </w:r>
       <w:r>
         <w:rPr>
           <w:lang w:val="hi_IN" w:bidi="hi_IN"/>
@@ -1596,54 +1308,36 @@
         </w:rPr>
         <w:t>ऊँट जुगाली करते हैं, लेकिन उनके खुर चिरे हुए नहीं होते। इसलिए, वे इस्राएलियों के लिए खाने के लिए अशुद्ध और निषिद्ध थे (</w:t>
       </w:r>
-      <w:hyperlink r:id="rId57">
-        <w:r>
-          <w:rPr>
-            <w:lang w:val="hi_IN" w:bidi="hi_IN"/>
-          </w:rPr>
-          <w:rPr>
-            <w:color w:val="0000EE"/>
-            <w:u w:val="single"/>
-          </w:rPr>
-          <w:t>लैव्य 11:4</w:t>
-        </w:r>
-      </w:hyperlink>
+      <w:r>
+        <w:rPr>
+          <w:lang w:val="hi_IN" w:bidi="hi_IN"/>
+        </w:rPr>
+        <w:t>लैव्य 11:4</w:t>
+      </w:r>
       <w:r>
         <w:rPr>
           <w:lang w:val="hi_IN" w:bidi="hi_IN"/>
         </w:rPr>
         <w:t xml:space="preserve">; </w:t>
       </w:r>
-      <w:hyperlink r:id="rId58">
-        <w:r>
-          <w:rPr>
-            <w:lang w:val="hi_IN" w:bidi="hi_IN"/>
-          </w:rPr>
-          <w:rPr>
-            <w:color w:val="0000EE"/>
-            <w:u w:val="single"/>
-          </w:rPr>
-          <w:t>व्य. वि. 14:7</w:t>
-        </w:r>
-      </w:hyperlink>
+      <w:r>
+        <w:rPr>
+          <w:lang w:val="hi_IN" w:bidi="hi_IN"/>
+        </w:rPr>
+        <w:t>व्य. वि. 14:7</w:t>
+      </w:r>
       <w:r>
         <w:rPr>
           <w:lang w:val="hi_IN" w:bidi="hi_IN"/>
         </w:rPr>
         <w:t xml:space="preserve">)। हालांकि, अरब लोग उन्हें खाते हैं और उनका दूध भी पीते हैं (देखें </w:t>
       </w:r>
-      <w:hyperlink r:id="rId59">
-        <w:r>
-          <w:rPr>
-            <w:lang w:val="hi_IN" w:bidi="hi_IN"/>
-          </w:rPr>
-          <w:rPr>
-            <w:color w:val="0000EE"/>
-            <w:u w:val="single"/>
-          </w:rPr>
-          <w:t>उत 32:15</w:t>
-        </w:r>
-      </w:hyperlink>
+      <w:r>
+        <w:rPr>
+          <w:lang w:val="hi_IN" w:bidi="hi_IN"/>
+        </w:rPr>
+        <w:t>उत 32:15</w:t>
+      </w:r>
       <w:r>
         <w:rPr>
           <w:lang w:val="hi_IN" w:bidi="hi_IN"/>
@@ -1664,72 +1358,48 @@
         </w:rPr>
         <w:t>बाइबिल के अनुसार, जब अब्राहम मिस्र की यात्रा पर गया था, तब उसके पास ऊँट थे (</w:t>
       </w:r>
-      <w:hyperlink r:id="rId60">
-        <w:r>
-          <w:rPr>
-            <w:lang w:val="hi_IN" w:bidi="hi_IN"/>
-          </w:rPr>
-          <w:rPr>
-            <w:color w:val="0000EE"/>
-            <w:u w:val="single"/>
-          </w:rPr>
-          <w:t>उत 12:16</w:t>
-        </w:r>
-      </w:hyperlink>
+      <w:r>
+        <w:rPr>
+          <w:lang w:val="hi_IN" w:bidi="hi_IN"/>
+        </w:rPr>
+        <w:t>उत 12:16</w:t>
+      </w:r>
       <w:r>
         <w:rPr>
           <w:lang w:val="hi_IN" w:bidi="hi_IN"/>
         </w:rPr>
         <w:t>)। पहले, अय्यूब के पास 3,000 ऊँट थे, और उसके ठीक होने के बाद, 6,000 (</w:t>
       </w:r>
-      <w:hyperlink r:id="rId61">
-        <w:r>
-          <w:rPr>
-            <w:lang w:val="hi_IN" w:bidi="hi_IN"/>
-          </w:rPr>
-          <w:rPr>
-            <w:color w:val="0000EE"/>
-            <w:u w:val="single"/>
-          </w:rPr>
-          <w:t>अय्यू 1:3</w:t>
-        </w:r>
-      </w:hyperlink>
+      <w:r>
+        <w:rPr>
+          <w:lang w:val="hi_IN" w:bidi="hi_IN"/>
+        </w:rPr>
+        <w:t>अय्यू 1:3</w:t>
+      </w:r>
       <w:r>
         <w:rPr>
           <w:lang w:val="hi_IN" w:bidi="hi_IN"/>
         </w:rPr>
         <w:t xml:space="preserve">; </w:t>
       </w:r>
-      <w:hyperlink r:id="rId62">
-        <w:r>
-          <w:rPr>
-            <w:lang w:val="hi_IN" w:bidi="hi_IN"/>
-          </w:rPr>
-          <w:rPr>
-            <w:color w:val="0000EE"/>
-            <w:u w:val="single"/>
-          </w:rPr>
-          <w:t>42:12</w:t>
-        </w:r>
-      </w:hyperlink>
+      <w:r>
+        <w:rPr>
+          <w:lang w:val="hi_IN" w:bidi="hi_IN"/>
+        </w:rPr>
+        <w:t>42:12</w:t>
+      </w:r>
       <w:r>
         <w:rPr>
           <w:lang w:val="hi_IN" w:bidi="hi_IN"/>
         </w:rPr>
         <w:t>)। अधिकांश लोगों ने ऊँटों का उपयोग लगभग 1000 ईसा पूर्व से शुरू किया (</w:t>
       </w:r>
-      <w:hyperlink r:id="rId51">
-        <w:r>
-          <w:rPr>
-            <w:lang w:val="hi_IN" w:bidi="hi_IN"/>
-          </w:rPr>
-          <w:rPr>
-            <w:color w:val="0000EE"/>
-            <w:u w:val="single"/>
-          </w:rPr>
-          <w:t>न्या 6:5</w:t>
-        </w:r>
-      </w:hyperlink>
+      <w:r>
+        <w:rPr>
+          <w:lang w:val="hi_IN" w:bidi="hi_IN"/>
+        </w:rPr>
+        <w:t>न्या 6:5</w:t>
+      </w:r>
       <w:r>
         <w:rPr>
           <w:lang w:val="hi_IN" w:bidi="hi_IN"/>
@@ -1809,25 +1479,7 @@
         <w:rPr>
           <w:lang w:val="hi_IN" w:bidi="hi_IN"/>
         </w:rPr>
-        <w:t>छोटी, कांटेदार झाड़ी जिसकी जड़ का उपयोग सुगंधित मलहम बनाने में किया जाता है (</w:t>
-      </w:r>
-      <w:hyperlink r:id="rId63">
-        <w:r>
-          <w:rPr>
-            <w:lang w:val="hi_IN" w:bidi="hi_IN"/>
-          </w:rPr>
-          <w:rPr>
-            <w:color w:val="0000EE"/>
-            <w:u w:val="single"/>
-          </w:rPr>
-          <w:t>प्रवक्ता 24:15</w:t>
-        </w:r>
-      </w:hyperlink>
-      <w:r>
-        <w:rPr>
-          <w:lang w:val="hi_IN" w:bidi="hi_IN"/>
-        </w:rPr>
-        <w:t xml:space="preserve">)। </w:t>
+        <w:t xml:space="preserve">छोटी, कांटेदार झाड़ी जिसकी जड़ का उपयोग सुगंधित मलहम बनाने में किया जाता है (प्रवक्ता 24:15)। </w:t>
       </w:r>
       <w:r>
         <w:rPr>
@@ -1877,18 +1529,12 @@
         </w:rPr>
         <w:t>ऊएल एक याजक था जो बानी के परिवार से था। वह उस समय जीवित था जब यहूदी लोग बाबुल की बंधुआई से लौटकर अपने देश में बस रहे थे। एज्रा, एक यहूदी अगुवे, ने ऊएल और अन्य लोगों से कहा कि वे अपनी गैर-यहूदी पत्नियों को तलाक दें क्योंकि ये विवाह परमेश्वर की व्यवस्था के खिलाफ थे (</w:t>
       </w:r>
-      <w:hyperlink r:id="rId64">
-        <w:r>
-          <w:rPr>
-            <w:lang w:val="hi_IN" w:bidi="hi_IN"/>
-          </w:rPr>
-          <w:rPr>
-            <w:color w:val="0000EE"/>
-            <w:u w:val="single"/>
-          </w:rPr>
-          <w:t>एज्रा 10:34</w:t>
-        </w:r>
-      </w:hyperlink>
+      <w:r>
+        <w:rPr>
+          <w:lang w:val="hi_IN" w:bidi="hi_IN"/>
+        </w:rPr>
+        <w:t>एज्रा 10:34</w:t>
+      </w:r>
       <w:r>
         <w:rPr>
           <w:lang w:val="hi_IN" w:bidi="hi_IN"/>
@@ -1960,36 +1606,24 @@
         </w:rPr>
         <w:t>शेम की वंशावली के माध्यम से एबेर के वंशज मे योक्तान का पुत्र (</w:t>
       </w:r>
-      <w:hyperlink r:id="rId65">
-        <w:r>
-          <w:rPr>
-            <w:lang w:val="hi_IN" w:bidi="hi_IN"/>
-          </w:rPr>
-          <w:rPr>
-            <w:color w:val="0000EE"/>
-            <w:u w:val="single"/>
-          </w:rPr>
-          <w:t>उत 10:27</w:t>
-        </w:r>
-      </w:hyperlink>
+      <w:r>
+        <w:rPr>
+          <w:lang w:val="hi_IN" w:bidi="hi_IN"/>
+        </w:rPr>
+        <w:t>उत 10:27</w:t>
+      </w:r>
       <w:r>
         <w:rPr>
           <w:lang w:val="hi_IN" w:bidi="hi_IN"/>
         </w:rPr>
         <w:t xml:space="preserve">; </w:t>
       </w:r>
-      <w:hyperlink r:id="rId66">
-        <w:r>
-          <w:rPr>
-            <w:lang w:val="hi_IN" w:bidi="hi_IN"/>
-          </w:rPr>
-          <w:rPr>
-            <w:color w:val="0000EE"/>
-            <w:u w:val="single"/>
-          </w:rPr>
-          <w:t>1 इति 1:21</w:t>
-        </w:r>
-      </w:hyperlink>
+      <w:r>
+        <w:rPr>
+          <w:lang w:val="hi_IN" w:bidi="hi_IN"/>
+        </w:rPr>
+        <w:t>1 इति 1:21</w:t>
+      </w:r>
       <w:r>
         <w:rPr>
           <w:lang w:val="hi_IN" w:bidi="hi_IN"/>
@@ -2044,18 +1678,12 @@
         </w:rPr>
         <w:t>एक अस्पष्ट अनुच्छेद में दान और यावान के साथ उल्लेखित स्थान (</w:t>
       </w:r>
-      <w:hyperlink r:id="rId67">
-        <w:r>
-          <w:rPr>
-            <w:lang w:val="hi_IN" w:bidi="hi_IN"/>
-          </w:rPr>
-          <w:rPr>
-            <w:color w:val="0000EE"/>
-            <w:u w:val="single"/>
-          </w:rPr>
-          <w:t>यहे 27:19</w:t>
-        </w:r>
-      </w:hyperlink>
+      <w:r>
+        <w:rPr>
+          <w:lang w:val="hi_IN" w:bidi="hi_IN"/>
+        </w:rPr>
+        <w:t>यहे 27:19</w:t>
+      </w:r>
       <w:r>
         <w:rPr>
           <w:lang w:val="hi_IN" w:bidi="hi_IN"/>
@@ -2121,18 +1749,12 @@
         </w:rPr>
         <w:t>पालाल का पिता था, जो नहेम्याह के समय यरूशलेम की दीवार की मरम्मत करने वालों में से एक था (</w:t>
       </w:r>
-      <w:hyperlink r:id="rId68">
-        <w:r>
-          <w:rPr>
-            <w:lang w:val="hi_IN" w:bidi="hi_IN"/>
-          </w:rPr>
-          <w:rPr>
-            <w:color w:val="0000EE"/>
-            <w:u w:val="single"/>
-          </w:rPr>
-          <w:t>नहे 3:25</w:t>
-        </w:r>
-      </w:hyperlink>
+      <w:r>
+        <w:rPr>
+          <w:lang w:val="hi_IN" w:bidi="hi_IN"/>
+        </w:rPr>
+        <w:t>नहे 3:25</w:t>
+      </w:r>
       <w:r>
         <w:rPr>
           <w:lang w:val="hi_IN" w:bidi="hi_IN"/>
@@ -2206,18 +1828,12 @@
         </w:rPr>
         <w:t>वह जो बाबेल में बँधुआई के बाद इस्राएल लौट आए। उन्हें यहूदा के गोत्र के पेरेस वंश से अम्मीहूद का पुत्र बताया गया है (</w:t>
       </w:r>
-      <w:hyperlink r:id="rId69">
-        <w:r>
-          <w:rPr>
-            <w:lang w:val="hi_IN" w:bidi="hi_IN"/>
-          </w:rPr>
-          <w:rPr>
-            <w:color w:val="0000EE"/>
-            <w:u w:val="single"/>
-          </w:rPr>
-          <w:t>1 इति 9:4</w:t>
-        </w:r>
-      </w:hyperlink>
+      <w:r>
+        <w:rPr>
+          <w:lang w:val="hi_IN" w:bidi="hi_IN"/>
+        </w:rPr>
+        <w:t>1 इति 9:4</w:t>
+      </w:r>
       <w:r>
         <w:rPr>
           <w:lang w:val="hi_IN" w:bidi="hi_IN"/>
@@ -2242,18 +1858,12 @@
         </w:rPr>
         <w:t>बिगवै के पुत्रों में से एक, जो एज्रा के साथ यरूशलेम लौटे (</w:t>
       </w:r>
-      <w:hyperlink r:id="rId70">
-        <w:r>
-          <w:rPr>
-            <w:lang w:val="hi_IN" w:bidi="hi_IN"/>
-          </w:rPr>
-          <w:rPr>
-            <w:color w:val="0000EE"/>
-            <w:u w:val="single"/>
-          </w:rPr>
-          <w:t>एज्रा 8:14</w:t>
-        </w:r>
-      </w:hyperlink>
+      <w:r>
+        <w:rPr>
+          <w:lang w:val="hi_IN" w:bidi="hi_IN"/>
+        </w:rPr>
+        <w:t>एज्रा 8:14</w:t>
+      </w:r>
       <w:r>
         <w:rPr>
           <w:lang w:val="hi_IN" w:bidi="hi_IN"/>
@@ -2322,126 +1932,84 @@
         </w:rPr>
         <w:t>मोआब के राजा मेशा, जो एक भेड़ पालक थे, हर साल इस्राएल के राजा अहाब को 100,000 मेढ़ों की ऊन भेंट के रूप में भेजते थे (</w:t>
       </w:r>
-      <w:hyperlink r:id="rId71">
-        <w:r>
-          <w:rPr>
-            <w:lang w:val="hi_IN" w:bidi="hi_IN"/>
-          </w:rPr>
-          <w:rPr>
-            <w:color w:val="0000EE"/>
-            <w:u w:val="single"/>
-          </w:rPr>
-          <w:t>2 रा 3:4</w:t>
-        </w:r>
-      </w:hyperlink>
+      <w:r>
+        <w:rPr>
+          <w:lang w:val="hi_IN" w:bidi="hi_IN"/>
+        </w:rPr>
+        <w:t>2 रा 3:4</w:t>
+      </w:r>
       <w:r>
         <w:rPr>
           <w:lang w:val="hi_IN" w:bidi="hi_IN"/>
         </w:rPr>
         <w:t>)। दमिश्क के लोग सोर के व्यापारियों के साथ ऊन का व्यापार करते थे (</w:t>
       </w:r>
-      <w:hyperlink r:id="rId72">
-        <w:r>
-          <w:rPr>
-            <w:lang w:val="hi_IN" w:bidi="hi_IN"/>
-          </w:rPr>
-          <w:rPr>
-            <w:color w:val="0000EE"/>
-            <w:u w:val="single"/>
-          </w:rPr>
-          <w:t>यहे 27:18</w:t>
-        </w:r>
-      </w:hyperlink>
+      <w:r>
+        <w:rPr>
+          <w:lang w:val="hi_IN" w:bidi="hi_IN"/>
+        </w:rPr>
+        <w:t>यहे 27:18</w:t>
+      </w:r>
       <w:r>
         <w:rPr>
           <w:lang w:val="hi_IN" w:bidi="hi_IN"/>
         </w:rPr>
         <w:t>)। इस्राएलियों द्वारा ऊनी वस्त्र आमतौर पर पहने जाते थे (</w:t>
       </w:r>
-      <w:hyperlink r:id="rId73">
-        <w:r>
-          <w:rPr>
-            <w:lang w:val="hi_IN" w:bidi="hi_IN"/>
-          </w:rPr>
-          <w:rPr>
-            <w:color w:val="0000EE"/>
-            <w:u w:val="single"/>
-          </w:rPr>
-          <w:t>लैव्य 13:47–59</w:t>
-        </w:r>
-      </w:hyperlink>
+      <w:r>
+        <w:rPr>
+          <w:lang w:val="hi_IN" w:bidi="hi_IN"/>
+        </w:rPr>
+        <w:t>लैव्य 13:47–59</w:t>
+      </w:r>
       <w:r>
         <w:rPr>
           <w:lang w:val="hi_IN" w:bidi="hi_IN"/>
         </w:rPr>
         <w:t xml:space="preserve">; </w:t>
       </w:r>
-      <w:hyperlink r:id="rId74">
-        <w:r>
-          <w:rPr>
-            <w:lang w:val="hi_IN" w:bidi="hi_IN"/>
-          </w:rPr>
-          <w:rPr>
-            <w:color w:val="0000EE"/>
-            <w:u w:val="single"/>
-          </w:rPr>
-          <w:t>यशा 51:8</w:t>
-        </w:r>
-      </w:hyperlink>
+      <w:r>
+        <w:rPr>
+          <w:lang w:val="hi_IN" w:bidi="hi_IN"/>
+        </w:rPr>
+        <w:t>यशा 51:8</w:t>
+      </w:r>
       <w:r>
         <w:rPr>
           <w:lang w:val="hi_IN" w:bidi="hi_IN"/>
         </w:rPr>
         <w:t xml:space="preserve">; </w:t>
       </w:r>
-      <w:hyperlink r:id="rId75">
-        <w:r>
-          <w:rPr>
-            <w:lang w:val="hi_IN" w:bidi="hi_IN"/>
-          </w:rPr>
-          <w:rPr>
-            <w:color w:val="0000EE"/>
-            <w:u w:val="single"/>
-          </w:rPr>
-          <w:t>होश 2:5, 9</w:t>
-        </w:r>
-      </w:hyperlink>
+      <w:r>
+        <w:rPr>
+          <w:lang w:val="hi_IN" w:bidi="hi_IN"/>
+        </w:rPr>
+        <w:t>होश 2:5, 9</w:t>
+      </w:r>
       <w:r>
         <w:rPr>
           <w:lang w:val="hi_IN" w:bidi="hi_IN"/>
         </w:rPr>
         <w:t>)। सनी के कपड़े के साथ ऊनी वस्त्र पहनना वर्जित था (</w:t>
       </w:r>
-      <w:hyperlink r:id="rId76">
-        <w:r>
-          <w:rPr>
-            <w:lang w:val="hi_IN" w:bidi="hi_IN"/>
-          </w:rPr>
-          <w:rPr>
-            <w:color w:val="0000EE"/>
-            <w:u w:val="single"/>
-          </w:rPr>
-          <w:t>व्य.वि. 22:11</w:t>
-        </w:r>
-      </w:hyperlink>
+      <w:r>
+        <w:rPr>
+          <w:lang w:val="hi_IN" w:bidi="hi_IN"/>
+        </w:rPr>
+        <w:t>व्य.वि. 22:11</w:t>
+      </w:r>
       <w:r>
         <w:rPr>
           <w:lang w:val="hi_IN" w:bidi="hi_IN"/>
         </w:rPr>
         <w:t>)। वास्तव में, पवित्र स्थान के भीतरी प्रांगण में सेवा करने वाले इस्राएली याजको के लिए ऊनी वस्त्र पहनना वर्जित था (</w:t>
       </w:r>
-      <w:hyperlink r:id="rId77">
-        <w:r>
-          <w:rPr>
-            <w:lang w:val="hi_IN" w:bidi="hi_IN"/>
-          </w:rPr>
-          <w:rPr>
-            <w:color w:val="0000EE"/>
-            <w:u w:val="single"/>
-          </w:rPr>
-          <w:t>यहे 44:17</w:t>
-        </w:r>
-      </w:hyperlink>
+      <w:r>
+        <w:rPr>
+          <w:lang w:val="hi_IN" w:bidi="hi_IN"/>
+        </w:rPr>
+        <w:t>यहे 44:17</w:t>
+      </w:r>
       <w:r>
         <w:rPr>
           <w:lang w:val="hi_IN" w:bidi="hi_IN"/>
@@ -2480,18 +2048,12 @@
         </w:rPr>
         <w:t>उद्धार (</w:t>
       </w:r>
-      <w:hyperlink r:id="rId78">
-        <w:r>
-          <w:rPr>
-            <w:lang w:val="hi_IN" w:bidi="hi_IN"/>
-          </w:rPr>
-          <w:rPr>
-            <w:color w:val="0000EE"/>
-            <w:u w:val="single"/>
-          </w:rPr>
-          <w:t>यशा 1:18</w:t>
-        </w:r>
-      </w:hyperlink>
+      <w:r>
+        <w:rPr>
+          <w:lang w:val="hi_IN" w:bidi="hi_IN"/>
+        </w:rPr>
+        <w:t>यशा 1:18</w:t>
+      </w:r>
       <w:r>
         <w:rPr>
           <w:lang w:val="hi_IN" w:bidi="hi_IN"/>
@@ -2528,18 +2090,12 @@
         </w:rPr>
         <w:t xml:space="preserve"> (</w:t>
       </w:r>
-      <w:hyperlink r:id="rId79">
-        <w:r>
-          <w:rPr>
-            <w:lang w:val="hi_IN" w:bidi="hi_IN"/>
-          </w:rPr>
-          <w:rPr>
-            <w:color w:val="0000EE"/>
-            <w:u w:val="single"/>
-          </w:rPr>
-          <w:t>दानि 7:9</w:t>
-        </w:r>
-      </w:hyperlink>
+      <w:r>
+        <w:rPr>
+          <w:lang w:val="hi_IN" w:bidi="hi_IN"/>
+        </w:rPr>
+        <w:t>दानि 7:9</w:t>
+      </w:r>
       <w:r>
         <w:rPr>
           <w:lang w:val="hi_IN" w:bidi="hi_IN"/>
@@ -2576,18 +2132,12 @@
         </w:rPr>
         <w:t xml:space="preserve"> (</w:t>
       </w:r>
-      <w:hyperlink r:id="rId80">
-        <w:r>
-          <w:rPr>
-            <w:lang w:val="hi_IN" w:bidi="hi_IN"/>
-          </w:rPr>
-          <w:rPr>
-            <w:color w:val="0000EE"/>
-            <w:u w:val="single"/>
-          </w:rPr>
-          <w:t>प्रका 1:14</w:t>
-        </w:r>
-      </w:hyperlink>
+      <w:r>
+        <w:rPr>
+          <w:lang w:val="hi_IN" w:bidi="hi_IN"/>
+        </w:rPr>
+        <w:t>प्रका 1:14</w:t>
+      </w:r>
       <w:r>
         <w:rPr>
           <w:lang w:val="hi_IN" w:bidi="hi_IN"/>
@@ -2680,18 +2230,12 @@
           <w:lang w:val="hi_IN" w:bidi="hi_IN"/>
         </w:rPr>
       </w:r>
-      <w:hyperlink r:id="rId81">
-        <w:r>
-          <w:rPr>
-            <w:lang w:val="hi_IN" w:bidi="hi_IN"/>
-          </w:rPr>
-          <w:rPr>
-            <w:color w:val="0000EE"/>
-            <w:u w:val="single"/>
-          </w:rPr>
-          <w:t>2 राजाओं 10:12–14</w:t>
-        </w:r>
-      </w:hyperlink>
+      <w:r>
+        <w:rPr>
+          <w:lang w:val="hi_IN" w:bidi="hi_IN"/>
+        </w:rPr>
+        <w:t>2 राजाओं 10:12–14</w:t>
+      </w:r>
       <w:r>
         <w:rPr>
           <w:lang w:val="hi_IN" w:bidi="hi_IN"/>
@@ -2782,18 +2326,12 @@
         </w:rPr>
         <w:t>एक अरामी शब्द जिसका अर्थ है "विभाजित" (</w:t>
       </w:r>
-      <w:hyperlink r:id="rId82">
-        <w:r>
-          <w:rPr>
-            <w:lang w:val="hi_IN" w:bidi="hi_IN"/>
-          </w:rPr>
-          <w:rPr>
-            <w:color w:val="0000EE"/>
-            <w:u w:val="single"/>
-          </w:rPr>
-          <w:t>दानि 5:25, 28</w:t>
-        </w:r>
-      </w:hyperlink>
+      <w:r>
+        <w:rPr>
+          <w:lang w:val="hi_IN" w:bidi="hi_IN"/>
+        </w:rPr>
+        <w:t>दानि 5:25, 28</w:t>
+      </w:r>
       <w:r>
         <w:rPr>
           <w:lang w:val="hi_IN" w:bidi="hi_IN"/>
@@ -2873,36 +2411,24 @@
         </w:rPr>
         <w:t>यह एक क्षेत्र है जो अपने सोने के लिए प्रसिद्ध है (</w:t>
       </w:r>
-      <w:hyperlink r:id="rId83">
-        <w:r>
-          <w:rPr>
-            <w:lang w:val="hi_IN" w:bidi="hi_IN"/>
-          </w:rPr>
-          <w:rPr>
-            <w:color w:val="0000EE"/>
-            <w:u w:val="single"/>
-          </w:rPr>
-          <w:t>यिर्म 10:9</w:t>
-        </w:r>
-      </w:hyperlink>
+      <w:r>
+        <w:rPr>
+          <w:lang w:val="hi_IN" w:bidi="hi_IN"/>
+        </w:rPr>
+        <w:t>यिर्म 10:9</w:t>
+      </w:r>
       <w:r>
         <w:rPr>
           <w:lang w:val="hi_IN" w:bidi="hi_IN"/>
         </w:rPr>
         <w:t xml:space="preserve">; </w:t>
       </w:r>
-      <w:hyperlink r:id="rId84">
-        <w:r>
-          <w:rPr>
-            <w:lang w:val="hi_IN" w:bidi="hi_IN"/>
-          </w:rPr>
-          <w:rPr>
-            <w:color w:val="0000EE"/>
-            <w:u w:val="single"/>
-          </w:rPr>
-          <w:t>दानि 10:5</w:t>
-        </w:r>
-      </w:hyperlink>
+      <w:r>
+        <w:rPr>
+          <w:lang w:val="hi_IN" w:bidi="hi_IN"/>
+        </w:rPr>
+        <w:t>दानि 10:5</w:t>
+      </w:r>
       <w:r>
         <w:rPr>
           <w:lang w:val="hi_IN" w:bidi="hi_IN"/>
@@ -3020,18 +2546,12 @@
         </w:rPr>
         <w:t>दाऊद के पराक्रमी पुरुषों में से एक एलीपाल का पिता (</w:t>
       </w:r>
-      <w:hyperlink r:id="rId85">
-        <w:r>
-          <w:rPr>
-            <w:lang w:val="hi_IN" w:bidi="hi_IN"/>
-          </w:rPr>
-          <w:rPr>
-            <w:color w:val="0000EE"/>
-            <w:u w:val="single"/>
-          </w:rPr>
-          <w:t>1 इति 11:35</w:t>
-        </w:r>
-      </w:hyperlink>
+      <w:r>
+        <w:rPr>
+          <w:lang w:val="hi_IN" w:bidi="hi_IN"/>
+        </w:rPr>
+        <w:t>1 इति 11:35</w:t>
+      </w:r>
       <w:r>
         <w:rPr>
           <w:lang w:val="hi_IN" w:bidi="hi_IN"/>
@@ -3050,18 +2570,12 @@
         </w:rPr>
         <w:t>के समान (</w:t>
       </w:r>
-      <w:hyperlink r:id="rId86">
-        <w:r>
-          <w:rPr>
-            <w:lang w:val="hi_IN" w:bidi="hi_IN"/>
-          </w:rPr>
-          <w:rPr>
-            <w:color w:val="0000EE"/>
-            <w:u w:val="single"/>
-          </w:rPr>
-          <w:t>2 शमू 23:34</w:t>
-        </w:r>
-      </w:hyperlink>
+      <w:r>
+        <w:rPr>
+          <w:lang w:val="hi_IN" w:bidi="hi_IN"/>
+        </w:rPr>
+        <w:t>2 शमू 23:34</w:t>
+      </w:r>
       <w:r>
         <w:rPr>
           <w:lang w:val="hi_IN" w:bidi="hi_IN"/>
@@ -3116,54 +2630,36 @@
         </w:rPr>
         <w:t>तेरह का गृहनगर, जो अब्राहम के पिता थे, और अब्राहम और सारा का जन्मस्थान। बाइबल में इसका नाम केवल चार बार आया और हर बार पूर्ण नाम "कसदियों के ऊर" के साथ उल्लेख किया गया है (</w:t>
       </w:r>
-      <w:hyperlink r:id="rId87">
-        <w:r>
-          <w:rPr>
-            <w:lang w:val="hi_IN" w:bidi="hi_IN"/>
-          </w:rPr>
-          <w:rPr>
-            <w:color w:val="0000EE"/>
-            <w:u w:val="single"/>
-          </w:rPr>
-          <w:t>उत्पत्ति 11:28, 31</w:t>
-        </w:r>
-      </w:hyperlink>
+      <w:r>
+        <w:rPr>
+          <w:lang w:val="hi_IN" w:bidi="hi_IN"/>
+        </w:rPr>
+        <w:t>उत्पत्ति 11:28, 31</w:t>
+      </w:r>
       <w:r>
         <w:rPr>
           <w:lang w:val="hi_IN" w:bidi="hi_IN"/>
         </w:rPr>
         <w:t xml:space="preserve">; </w:t>
       </w:r>
-      <w:hyperlink r:id="rId88">
-        <w:r>
-          <w:rPr>
-            <w:lang w:val="hi_IN" w:bidi="hi_IN"/>
-          </w:rPr>
-          <w:rPr>
-            <w:color w:val="0000EE"/>
-            <w:u w:val="single"/>
-          </w:rPr>
-          <w:t>15:7</w:t>
-        </w:r>
-      </w:hyperlink>
+      <w:r>
+        <w:rPr>
+          <w:lang w:val="hi_IN" w:bidi="hi_IN"/>
+        </w:rPr>
+        <w:t>15:7</w:t>
+      </w:r>
       <w:r>
         <w:rPr>
           <w:lang w:val="hi_IN" w:bidi="hi_IN"/>
         </w:rPr>
         <w:t xml:space="preserve">; </w:t>
       </w:r>
-      <w:hyperlink r:id="rId89">
-        <w:r>
-          <w:rPr>
-            <w:lang w:val="hi_IN" w:bidi="hi_IN"/>
-          </w:rPr>
-          <w:rPr>
-            <w:color w:val="0000EE"/>
-            <w:u w:val="single"/>
-          </w:rPr>
-          <w:t>नहेमायाह 9:7</w:t>
-        </w:r>
-      </w:hyperlink>
+      <w:r>
+        <w:rPr>
+          <w:lang w:val="hi_IN" w:bidi="hi_IN"/>
+        </w:rPr>
+        <w:t>नहेमायाह 9:7</w:t>
+      </w:r>
       <w:r>
         <w:rPr>
           <w:lang w:val="hi_IN" w:bidi="hi_IN"/>
@@ -3292,36 +2788,24 @@
         </w:rPr>
         <w:t>एक हित्ती जो इस्राएल में शामिल होकर दाऊद की सेना में एक अगुवा बन गया और उसे राजा के शक्तिशाली पुरुषों में सूचीबद्ध किया गया (</w:t>
       </w:r>
-      <w:hyperlink r:id="rId90">
-        <w:r>
-          <w:rPr>
-            <w:lang w:val="hi_IN" w:bidi="hi_IN"/>
-          </w:rPr>
-          <w:rPr>
-            <w:color w:val="0000EE"/>
-            <w:u w:val="single"/>
-          </w:rPr>
-          <w:t>2 शमू 23:39</w:t>
-        </w:r>
-      </w:hyperlink>
+      <w:r>
+        <w:rPr>
+          <w:lang w:val="hi_IN" w:bidi="hi_IN"/>
+        </w:rPr>
+        <w:t>2 शमू 23:39</w:t>
+      </w:r>
       <w:r>
         <w:rPr>
           <w:lang w:val="hi_IN" w:bidi="hi_IN"/>
         </w:rPr>
         <w:t xml:space="preserve">; </w:t>
       </w:r>
-      <w:hyperlink r:id="rId91">
-        <w:r>
-          <w:rPr>
-            <w:lang w:val="hi_IN" w:bidi="hi_IN"/>
-          </w:rPr>
-          <w:rPr>
-            <w:color w:val="0000EE"/>
-            <w:u w:val="single"/>
-          </w:rPr>
-          <w:t>1 इति 11:41</w:t>
-        </w:r>
-      </w:hyperlink>
+      <w:r>
+        <w:rPr>
+          <w:lang w:val="hi_IN" w:bidi="hi_IN"/>
+        </w:rPr>
+        <w:t>1 इति 11:41</w:t>
+      </w:r>
       <w:r>
         <w:rPr>
           <w:lang w:val="hi_IN" w:bidi="hi_IN"/>
@@ -3340,36 +2824,24 @@
         </w:rPr>
         <w:t>। वह घर का आनंद नहीं लेना चाहता था जबकि उसके साथी युद्ध में थे। दूसरी रात दाऊद ने फिर से उसे अपनी पत्नी के साथ शयन करने के लिए लुभाने की कोशिश की। ऊरिय्याह, नशे की हालत के बावजूद, घर नहीं गया। इसलिए, उसने राजभवन में रात बिताई। साजिश को अंजाम देने के लिए, दाऊद ने ऊरिय्याह को फिर से युद्ध में भेज दिया। उसने उरिय्याह को एक असुरक्षित स्थान पर जाने का आदेश दिया, जहाँ वह मारा गया (</w:t>
       </w:r>
-      <w:hyperlink r:id="rId92">
-        <w:r>
-          <w:rPr>
-            <w:lang w:val="hi_IN" w:bidi="hi_IN"/>
-          </w:rPr>
-          <w:rPr>
-            <w:color w:val="0000EE"/>
-            <w:u w:val="single"/>
-          </w:rPr>
-          <w:t>2 शमू 11</w:t>
-        </w:r>
-      </w:hyperlink>
+      <w:r>
+        <w:rPr>
+          <w:lang w:val="hi_IN" w:bidi="hi_IN"/>
+        </w:rPr>
+        <w:t>2 शमू 11</w:t>
+      </w:r>
       <w:r>
         <w:rPr>
           <w:lang w:val="hi_IN" w:bidi="hi_IN"/>
         </w:rPr>
         <w:t xml:space="preserve">; </w:t>
       </w:r>
-      <w:hyperlink r:id="rId93">
-        <w:r>
-          <w:rPr>
-            <w:lang w:val="hi_IN" w:bidi="hi_IN"/>
-          </w:rPr>
-          <w:rPr>
-            <w:color w:val="0000EE"/>
-            <w:u w:val="single"/>
-          </w:rPr>
-          <w:t>मत्ती 1:6</w:t>
-        </w:r>
-      </w:hyperlink>
+      <w:r>
+        <w:rPr>
+          <w:lang w:val="hi_IN" w:bidi="hi_IN"/>
+        </w:rPr>
+        <w:t>मत्ती 1:6</w:t>
+      </w:r>
       <w:r>
         <w:rPr>
           <w:lang w:val="hi_IN" w:bidi="hi_IN"/>
@@ -3450,18 +2922,12 @@
         </w:rPr>
         <w:t xml:space="preserve"> (</w:t>
       </w:r>
-      <w:hyperlink r:id="rId94">
-        <w:r>
-          <w:rPr>
-            <w:lang w:val="hi_IN" w:bidi="hi_IN"/>
-          </w:rPr>
-          <w:rPr>
-            <w:color w:val="0000EE"/>
-            <w:u w:val="single"/>
-          </w:rPr>
-          <w:t>2 रा 16:10–16</w:t>
-        </w:r>
-      </w:hyperlink>
+      <w:r>
+        <w:rPr>
+          <w:lang w:val="hi_IN" w:bidi="hi_IN"/>
+        </w:rPr>
+        <w:t>2 रा 16:10–16</w:t>
+      </w:r>
       <w:r>
         <w:rPr>
           <w:lang w:val="hi_IN" w:bidi="hi_IN"/>
@@ -3486,18 +2952,12 @@
         </w:rPr>
         <w:t>एक याजक जो मरेमोत के पिता थे। मरेमोत ने मन्दिर के लिए चाँदी, सोना, और बर्तन तौले (</w:t>
       </w:r>
-      <w:hyperlink r:id="rId95">
-        <w:r>
-          <w:rPr>
-            <w:lang w:val="hi_IN" w:bidi="hi_IN"/>
-          </w:rPr>
-          <w:rPr>
-            <w:color w:val="0000EE"/>
-            <w:u w:val="single"/>
-          </w:rPr>
-          <w:t>एज्रा 8:33</w:t>
-        </w:r>
-      </w:hyperlink>
+      <w:r>
+        <w:rPr>
+          <w:lang w:val="hi_IN" w:bidi="hi_IN"/>
+        </w:rPr>
+        <w:t>एज्रा 8:33</w:t>
+      </w:r>
       <w:r>
         <w:rPr>
           <w:lang w:val="hi_IN" w:bidi="hi_IN"/>
@@ -3516,18 +2976,12 @@
         </w:rPr>
         <w:t xml:space="preserve"> (</w:t>
       </w:r>
-      <w:hyperlink r:id="rId96">
-        <w:r>
-          <w:rPr>
-            <w:lang w:val="hi_IN" w:bidi="hi_IN"/>
-          </w:rPr>
-          <w:rPr>
-            <w:color w:val="0000EE"/>
-            <w:u w:val="single"/>
-          </w:rPr>
-          <w:t>नहे 3:4, 21</w:t>
-        </w:r>
-      </w:hyperlink>
+      <w:r>
+        <w:rPr>
+          <w:lang w:val="hi_IN" w:bidi="hi_IN"/>
+        </w:rPr>
+        <w:t>नहे 3:4, 21</w:t>
+      </w:r>
       <w:r>
         <w:rPr>
           <w:lang w:val="hi_IN" w:bidi="hi_IN"/>
@@ -3552,18 +3006,12 @@
         </w:rPr>
         <w:t>जब एज्रा ने लोगों को व्यवस्था पढ़कर सुनाई, तो उन व्यक्तियों में से एक, जो उसके दाहिने ओर खड़े था (</w:t>
       </w:r>
-      <w:hyperlink r:id="rId97">
-        <w:r>
-          <w:rPr>
-            <w:lang w:val="hi_IN" w:bidi="hi_IN"/>
-          </w:rPr>
-          <w:rPr>
-            <w:color w:val="0000EE"/>
-            <w:u w:val="single"/>
-          </w:rPr>
-          <w:t>नहे 8:4</w:t>
-        </w:r>
-      </w:hyperlink>
+      <w:r>
+        <w:rPr>
+          <w:lang w:val="hi_IN" w:bidi="hi_IN"/>
+        </w:rPr>
+        <w:t>नहे 8:4</w:t>
+      </w:r>
       <w:r>
         <w:rPr>
           <w:lang w:val="hi_IN" w:bidi="hi_IN"/>
@@ -3588,18 +3036,12 @@
         </w:rPr>
         <w:t>एक याजक जिन्हें यशायाह ने एक साक्षी के रूप में लिया (</w:t>
       </w:r>
-      <w:hyperlink r:id="rId98">
-        <w:r>
-          <w:rPr>
-            <w:lang w:val="hi_IN" w:bidi="hi_IN"/>
-          </w:rPr>
-          <w:rPr>
-            <w:color w:val="0000EE"/>
-            <w:u w:val="single"/>
-          </w:rPr>
-          <w:t>यशा 8:2</w:t>
-        </w:r>
-      </w:hyperlink>
+      <w:r>
+        <w:rPr>
+          <w:lang w:val="hi_IN" w:bidi="hi_IN"/>
+        </w:rPr>
+        <w:t>यशा 8:2</w:t>
+      </w:r>
       <w:r>
         <w:rPr>
           <w:lang w:val="hi_IN" w:bidi="hi_IN"/>
@@ -3624,18 +3066,12 @@
         </w:rPr>
         <w:t>किर्यत्यारीम के एक भविष्यद्वक्ता और शमायाह के पुत्र ऊरिय्याह ने यहूदा और यरूशलेम के खिलाफ भविष्यद्वाणी करके राजा यहोयाकीम को क्रोधित कर दिया। अपने जीवन के लिए डरते हुए, ऊरिय्याह मिस्र भाग गए, लेकिन अंततः उनका अपहरण कर लिया गया और राजा यहोयाकीम के पास वापस लाया गया, जिन्होंने उसे मृत्यु के घाट उतार दिया (</w:t>
       </w:r>
-      <w:hyperlink r:id="rId99">
-        <w:r>
-          <w:rPr>
-            <w:lang w:val="hi_IN" w:bidi="hi_IN"/>
-          </w:rPr>
-          <w:rPr>
-            <w:color w:val="0000EE"/>
-            <w:u w:val="single"/>
-          </w:rPr>
-          <w:t>यिर्म 26:20–23</w:t>
-        </w:r>
-      </w:hyperlink>
+      <w:r>
+        <w:rPr>
+          <w:lang w:val="hi_IN" w:bidi="hi_IN"/>
+        </w:rPr>
+        <w:t>यिर्म 26:20–23</w:t>
+      </w:r>
       <w:r>
         <w:rPr>
           <w:lang w:val="hi_IN" w:bidi="hi_IN"/>
@@ -3698,90 +3134,60 @@
         </w:rPr>
         <w:t>यहूदा के गोत्र से बसलेल का पिता, और तंबू के निर्माता (</w:t>
       </w:r>
-      <w:hyperlink r:id="rId100">
-        <w:r>
-          <w:rPr>
-            <w:lang w:val="hi_IN" w:bidi="hi_IN"/>
-          </w:rPr>
-          <w:rPr>
-            <w:color w:val="0000EE"/>
-            <w:u w:val="single"/>
-          </w:rPr>
-          <w:t>निर्गमन 31:2</w:t>
-        </w:r>
-      </w:hyperlink>
+      <w:r>
+        <w:rPr>
+          <w:lang w:val="hi_IN" w:bidi="hi_IN"/>
+        </w:rPr>
+        <w:t>निर्गमन 31:2</w:t>
+      </w:r>
       <w:r>
         <w:rPr>
           <w:lang w:val="hi_IN" w:bidi="hi_IN"/>
         </w:rPr>
         <w:t xml:space="preserve">; </w:t>
       </w:r>
-      <w:hyperlink r:id="rId101">
-        <w:r>
-          <w:rPr>
-            <w:lang w:val="hi_IN" w:bidi="hi_IN"/>
-          </w:rPr>
-          <w:rPr>
-            <w:color w:val="0000EE"/>
-            <w:u w:val="single"/>
-          </w:rPr>
-          <w:t>35:30</w:t>
-        </w:r>
-      </w:hyperlink>
+      <w:r>
+        <w:rPr>
+          <w:lang w:val="hi_IN" w:bidi="hi_IN"/>
+        </w:rPr>
+        <w:t>35:30</w:t>
+      </w:r>
       <w:r>
         <w:rPr>
           <w:lang w:val="hi_IN" w:bidi="hi_IN"/>
         </w:rPr>
         <w:t xml:space="preserve">; </w:t>
       </w:r>
-      <w:hyperlink r:id="rId102">
-        <w:r>
-          <w:rPr>
-            <w:lang w:val="hi_IN" w:bidi="hi_IN"/>
-          </w:rPr>
-          <w:rPr>
-            <w:color w:val="0000EE"/>
-            <w:u w:val="single"/>
-          </w:rPr>
-          <w:t>38:22</w:t>
-        </w:r>
-      </w:hyperlink>
+      <w:r>
+        <w:rPr>
+          <w:lang w:val="hi_IN" w:bidi="hi_IN"/>
+        </w:rPr>
+        <w:t>38:22</w:t>
+      </w:r>
       <w:r>
         <w:rPr>
           <w:lang w:val="hi_IN" w:bidi="hi_IN"/>
         </w:rPr>
         <w:t xml:space="preserve">; </w:t>
       </w:r>
-      <w:hyperlink r:id="rId103">
-        <w:r>
-          <w:rPr>
-            <w:lang w:val="hi_IN" w:bidi="hi_IN"/>
-          </w:rPr>
-          <w:rPr>
-            <w:color w:val="0000EE"/>
-            <w:u w:val="single"/>
-          </w:rPr>
-          <w:t>1 इतिहास 2:20</w:t>
-        </w:r>
-      </w:hyperlink>
+      <w:r>
+        <w:rPr>
+          <w:lang w:val="hi_IN" w:bidi="hi_IN"/>
+        </w:rPr>
+        <w:t>1 इतिहास 2:20</w:t>
+      </w:r>
       <w:r>
         <w:rPr>
           <w:lang w:val="hi_IN" w:bidi="hi_IN"/>
         </w:rPr>
         <w:t xml:space="preserve">; </w:t>
       </w:r>
-      <w:hyperlink r:id="rId104">
-        <w:r>
-          <w:rPr>
-            <w:lang w:val="hi_IN" w:bidi="hi_IN"/>
-          </w:rPr>
-          <w:rPr>
-            <w:color w:val="0000EE"/>
-            <w:u w:val="single"/>
-          </w:rPr>
-          <w:t>2 इतिहास 1:5</w:t>
-        </w:r>
-      </w:hyperlink>
+      <w:r>
+        <w:rPr>
+          <w:lang w:val="hi_IN" w:bidi="hi_IN"/>
+        </w:rPr>
+        <w:t>2 इतिहास 1:5</w:t>
+      </w:r>
       <w:r>
         <w:rPr>
           <w:lang w:val="hi_IN" w:bidi="hi_IN"/>
@@ -3806,18 +3212,12 @@
         </w:rPr>
         <w:t>गिलाद में सुलैमान के अधिकारियों में से एक गेबर का पिता (</w:t>
       </w:r>
-      <w:hyperlink r:id="rId105">
-        <w:r>
-          <w:rPr>
-            <w:lang w:val="hi_IN" w:bidi="hi_IN"/>
-          </w:rPr>
-          <w:rPr>
-            <w:color w:val="0000EE"/>
-            <w:u w:val="single"/>
-          </w:rPr>
-          <w:t>1 राजा 4:19</w:t>
-        </w:r>
-      </w:hyperlink>
+      <w:r>
+        <w:rPr>
+          <w:lang w:val="hi_IN" w:bidi="hi_IN"/>
+        </w:rPr>
+        <w:t>1 राजा 4:19</w:t>
+      </w:r>
       <w:r>
         <w:rPr>
           <w:lang w:val="hi_IN" w:bidi="hi_IN"/>
@@ -3842,18 +3242,12 @@
         </w:rPr>
         <w:t>मंदिर के द्वारपालों में से एक जिसने एज्रा के अनुरोध पर अपनी गैर-यहूदी पत्नी को तलाक दे दिया (</w:t>
       </w:r>
-      <w:hyperlink r:id="rId106">
-        <w:r>
-          <w:rPr>
-            <w:lang w:val="hi_IN" w:bidi="hi_IN"/>
-          </w:rPr>
-          <w:rPr>
-            <w:color w:val="0000EE"/>
-            <w:u w:val="single"/>
-          </w:rPr>
-          <w:t>एज्रा 10:24</w:t>
-        </w:r>
-      </w:hyperlink>
+      <w:r>
+        <w:rPr>
+          <w:lang w:val="hi_IN" w:bidi="hi_IN"/>
+        </w:rPr>
+        <w:t>एज्रा 10:24</w:t>
+      </w:r>
       <w:r>
         <w:rPr>
           <w:lang w:val="hi_IN" w:bidi="hi_IN"/>
@@ -3927,18 +3321,12 @@
         </w:rPr>
         <w:t>परमेश्वर के मन्दिर में सेवा करने वाले लेवी गोत्र के एक सदस्य। वे कहातियों नामक एक पारिवारिक दल से सम्बन्धित थे। उनके पिता तहथ थे, और उनके पुत्र उज्जियाह थे (</w:t>
       </w:r>
-      <w:hyperlink r:id="rId107">
-        <w:r>
-          <w:rPr>
-            <w:lang w:val="hi_IN" w:bidi="hi_IN"/>
-          </w:rPr>
-          <w:rPr>
-            <w:color w:val="0000EE"/>
-            <w:u w:val="single"/>
-          </w:rPr>
-          <w:t>1 इति 6:24</w:t>
-        </w:r>
-      </w:hyperlink>
+      <w:r>
+        <w:rPr>
+          <w:lang w:val="hi_IN" w:bidi="hi_IN"/>
+        </w:rPr>
+        <w:t>1 इति 6:24</w:t>
+      </w:r>
       <w:r>
         <w:rPr>
           <w:lang w:val="hi_IN" w:bidi="hi_IN"/>
@@ -3963,18 +3351,12 @@
         </w:rPr>
         <w:t>एक लेवी, जो ओबेदेदोम के घर से यरूशलेम तक सन्दूक के स्थानांतरण की देखरेख करते थे (</w:t>
       </w:r>
-      <w:hyperlink r:id="rId108">
-        <w:r>
-          <w:rPr>
-            <w:lang w:val="hi_IN" w:bidi="hi_IN"/>
-          </w:rPr>
-          <w:rPr>
-            <w:color w:val="0000EE"/>
-            <w:u w:val="single"/>
-          </w:rPr>
-          <w:t>1 इति 15:5–11</w:t>
-        </w:r>
-      </w:hyperlink>
+      <w:r>
+        <w:rPr>
+          <w:lang w:val="hi_IN" w:bidi="hi_IN"/>
+        </w:rPr>
+        <w:t>1 इति 15:5–11</w:t>
+      </w:r>
       <w:r>
         <w:rPr>
           <w:lang w:val="hi_IN" w:bidi="hi_IN"/>
@@ -4012,18 +3394,12 @@
         </w:rPr>
         <w:t>), जो रहबाम की प्रिय पत्नी थी, उसके पिता (</w:t>
       </w:r>
-      <w:hyperlink r:id="rId109">
-        <w:r>
-          <w:rPr>
-            <w:lang w:val="hi_IN" w:bidi="hi_IN"/>
-          </w:rPr>
-          <w:rPr>
-            <w:color w:val="0000EE"/>
-            <w:u w:val="single"/>
-          </w:rPr>
-          <w:t>2 इति 13:2</w:t>
-        </w:r>
-      </w:hyperlink>
+      <w:r>
+        <w:rPr>
+          <w:lang w:val="hi_IN" w:bidi="hi_IN"/>
+        </w:rPr>
+        <w:t>2 इति 13:2</w:t>
+      </w:r>
       <w:r>
         <w:rPr>
           <w:lang w:val="hi_IN" w:bidi="hi_IN"/>
@@ -4042,18 +3418,12 @@
         </w:rPr>
         <w:t>थे (</w:t>
       </w:r>
-      <w:hyperlink r:id="rId110">
-        <w:r>
-          <w:rPr>
-            <w:lang w:val="hi_IN" w:bidi="hi_IN"/>
-          </w:rPr>
-          <w:rPr>
-            <w:color w:val="0000EE"/>
-            <w:u w:val="single"/>
-          </w:rPr>
-          <w:t>2 इति 11:20</w:t>
-        </w:r>
-      </w:hyperlink>
+      <w:r>
+        <w:rPr>
+          <w:lang w:val="hi_IN" w:bidi="hi_IN"/>
+        </w:rPr>
+        <w:t>2 इति 11:20</w:t>
+      </w:r>
       <w:r>
         <w:rPr>
           <w:lang w:val="hi_IN" w:bidi="hi_IN"/>
@@ -4175,108 +3545,72 @@
         </w:rPr>
         <w:t>दो बिना अनुवाद किए हुए इब्रानी शब्द जिनका अर्थ हो सकता है “ज्योति और पूर्णता” हो। वे किसी प्रकार के पत्थरों या चिह्नों को संदर्भित करते हैं जिनका उपयोग इस्राएल के प्राचीन महायाजक परमेश्वर की इच्छा जानने के लिए करते थे (</w:t>
       </w:r>
-      <w:hyperlink r:id="rId111">
-        <w:r>
-          <w:rPr>
-            <w:lang w:val="hi_IN" w:bidi="hi_IN"/>
-          </w:rPr>
-          <w:rPr>
-            <w:color w:val="0000EE"/>
-            <w:u w:val="single"/>
-          </w:rPr>
-          <w:t>गिन 27:21</w:t>
-        </w:r>
-      </w:hyperlink>
+      <w:r>
+        <w:rPr>
+          <w:lang w:val="hi_IN" w:bidi="hi_IN"/>
+        </w:rPr>
+        <w:t>गिन 27:21</w:t>
+      </w:r>
       <w:r>
         <w:rPr>
           <w:lang w:val="hi_IN" w:bidi="hi_IN"/>
         </w:rPr>
         <w:t xml:space="preserve">)। वे संभवतः पासे या सिक्कों की तरह थे जिन्हें सीधा या उल्टा गिरना पड़ता था। </w:t>
       </w:r>
-      <w:hyperlink r:id="rId112">
-        <w:r>
-          <w:rPr>
-            <w:lang w:val="hi_IN" w:bidi="hi_IN"/>
-          </w:rPr>
-          <w:rPr>
-            <w:color w:val="0000EE"/>
-            <w:u w:val="single"/>
-          </w:rPr>
-          <w:t>निर्गमन 28:30</w:t>
-        </w:r>
-      </w:hyperlink>
+      <w:r>
+        <w:rPr>
+          <w:lang w:val="hi_IN" w:bidi="hi_IN"/>
+        </w:rPr>
+        <w:t>निर्गमन 28:30</w:t>
+      </w:r>
       <w:r>
         <w:rPr>
           <w:lang w:val="hi_IN" w:bidi="hi_IN"/>
         </w:rPr>
         <w:t xml:space="preserve"> के अनुसार, उन्हें महायाजक के सीने पर या उसके अंदर रखा जाता था। शाऊल के समय (</w:t>
       </w:r>
-      <w:hyperlink r:id="rId113">
-        <w:r>
-          <w:rPr>
-            <w:lang w:val="hi_IN" w:bidi="hi_IN"/>
-          </w:rPr>
-          <w:rPr>
-            <w:color w:val="0000EE"/>
-            <w:u w:val="single"/>
-          </w:rPr>
-          <w:t>1 शमू 28:6</w:t>
-        </w:r>
-      </w:hyperlink>
+      <w:r>
+        <w:rPr>
+          <w:lang w:val="hi_IN" w:bidi="hi_IN"/>
+        </w:rPr>
+        <w:t>1 शमू 28:6</w:t>
+      </w:r>
       <w:r>
         <w:rPr>
           <w:lang w:val="hi_IN" w:bidi="hi_IN"/>
         </w:rPr>
         <w:t>) से लेकर एज्रा और नहेमायाह के समय तक (</w:t>
       </w:r>
-      <w:hyperlink r:id="rId114">
-        <w:r>
-          <w:rPr>
-            <w:lang w:val="hi_IN" w:bidi="hi_IN"/>
-          </w:rPr>
-          <w:rPr>
-            <w:color w:val="0000EE"/>
-            <w:u w:val="single"/>
-          </w:rPr>
-          <w:t>एज्रा 2:63</w:t>
-        </w:r>
-      </w:hyperlink>
+      <w:r>
+        <w:rPr>
+          <w:lang w:val="hi_IN" w:bidi="hi_IN"/>
+        </w:rPr>
+        <w:t>एज्रा 2:63</w:t>
+      </w:r>
       <w:r>
         <w:rPr>
           <w:lang w:val="hi_IN" w:bidi="hi_IN"/>
         </w:rPr>
         <w:t xml:space="preserve">; </w:t>
       </w:r>
-      <w:hyperlink r:id="rId115">
-        <w:r>
-          <w:rPr>
-            <w:lang w:val="hi_IN" w:bidi="hi_IN"/>
-          </w:rPr>
-          <w:rPr>
-            <w:color w:val="0000EE"/>
-            <w:u w:val="single"/>
-          </w:rPr>
-          <w:t>नहे 7:65</w:t>
-        </w:r>
-      </w:hyperlink>
+      <w:r>
+        <w:rPr>
+          <w:lang w:val="hi_IN" w:bidi="hi_IN"/>
+        </w:rPr>
+        <w:t>नहे 7:65</w:t>
+      </w:r>
       <w:r>
         <w:rPr>
           <w:lang w:val="hi_IN" w:bidi="hi_IN"/>
         </w:rPr>
         <w:t xml:space="preserve">) उनका उल्लेख नहीं किया गया है, जब उनका उपयोग लौटे हुए याजक को फिर से मान्यता देने के लिए किया गया था। </w:t>
       </w:r>
-      <w:hyperlink r:id="rId116">
-        <w:r>
-          <w:rPr>
-            <w:lang w:val="hi_IN" w:bidi="hi_IN"/>
-          </w:rPr>
-          <w:rPr>
-            <w:color w:val="0000EE"/>
-            <w:u w:val="single"/>
-          </w:rPr>
-          <w:t>1 शमूएल 14:41</w:t>
-        </w:r>
-      </w:hyperlink>
+      <w:r>
+        <w:rPr>
+          <w:lang w:val="hi_IN" w:bidi="hi_IN"/>
+        </w:rPr>
+        <w:t>1 शमूएल 14:41</w:t>
+      </w:r>
       <w:r>
         <w:rPr>
           <w:lang w:val="hi_IN" w:bidi="hi_IN"/>
@@ -4391,18 +3725,12 @@
         </w:rPr>
         <w:t>मनश्शे के गोत्र में एक कुल था (</w:t>
       </w:r>
-      <w:hyperlink r:id="rId117">
-        <w:r>
-          <w:rPr>
-            <w:lang w:val="hi_IN" w:bidi="hi_IN"/>
-          </w:rPr>
-          <w:rPr>
-            <w:color w:val="0000EE"/>
-            <w:u w:val="single"/>
-          </w:rPr>
-          <w:t>1 इति 7:16–17</w:t>
-        </w:r>
-      </w:hyperlink>
+      <w:r>
+        <w:rPr>
+          <w:lang w:val="hi_IN" w:bidi="hi_IN"/>
+        </w:rPr>
+        <w:t>1 इति 7:16–17</w:t>
+      </w:r>
       <w:r>
         <w:rPr>
           <w:lang w:val="hi_IN" w:bidi="hi_IN"/>
@@ -4427,18 +3755,12 @@
         </w:rPr>
         <w:t>एशेक के पहले पुत्र और बिन्यामीन के गोत्र में एक पराक्रमी योद्धा (</w:t>
       </w:r>
-      <w:hyperlink r:id="rId118">
-        <w:r>
-          <w:rPr>
-            <w:lang w:val="hi_IN" w:bidi="hi_IN"/>
-          </w:rPr>
-          <w:rPr>
-            <w:color w:val="0000EE"/>
-            <w:u w:val="single"/>
-          </w:rPr>
-          <w:t>1 इति 8:39–40</w:t>
-        </w:r>
-      </w:hyperlink>
+      <w:r>
+        <w:rPr>
+          <w:lang w:val="hi_IN" w:bidi="hi_IN"/>
+        </w:rPr>
+        <w:t>1 इति 8:39–40</w:t>
+      </w:r>
       <w:r>
         <w:rPr>
           <w:lang w:val="hi_IN" w:bidi="hi_IN"/>
@@ -4493,18 +3815,12 @@
         </w:rPr>
         <w:t>शूशन के फारसी राजधानी नगर के पास एक नदी, जहाँ दानिय्येल को अन्त समय के बारे में एक दर्शन प्राप्त हुआ (</w:t>
       </w:r>
-      <w:hyperlink r:id="rId119">
-        <w:r>
-          <w:rPr>
-            <w:lang w:val="hi_IN" w:bidi="hi_IN"/>
-          </w:rPr>
-          <w:rPr>
-            <w:color w:val="0000EE"/>
-            <w:u w:val="single"/>
-          </w:rPr>
-          <w:t>दानि 8:2–16</w:t>
-        </w:r>
-      </w:hyperlink>
+      <w:r>
+        <w:rPr>
+          <w:lang w:val="hi_IN" w:bidi="hi_IN"/>
+        </w:rPr>
+        <w:t>दानि 8:2–16</w:t>
+      </w:r>
       <w:r>
         <w:rPr>
           <w:lang w:val="hi_IN" w:bidi="hi_IN"/>
@@ -4559,36 +3875,24 @@
         </w:rPr>
         <w:t>1. शेम के वंशज में अराम का पहलौठा पुत्र (</w:t>
       </w:r>
-      <w:hyperlink r:id="rId120">
-        <w:r>
-          <w:rPr>
-            <w:lang w:val="hi_IN" w:bidi="hi_IN"/>
-          </w:rPr>
-          <w:rPr>
-            <w:color w:val="0000EE"/>
-            <w:u w:val="single"/>
-          </w:rPr>
-          <w:t>उत 10:23</w:t>
-        </w:r>
-      </w:hyperlink>
+      <w:r>
+        <w:rPr>
+          <w:lang w:val="hi_IN" w:bidi="hi_IN"/>
+        </w:rPr>
+        <w:t>उत 10:23</w:t>
+      </w:r>
       <w:r>
         <w:rPr>
           <w:lang w:val="hi_IN" w:bidi="hi_IN"/>
         </w:rPr>
         <w:t xml:space="preserve">)। </w:t>
       </w:r>
-      <w:hyperlink r:id="rId121">
-        <w:r>
-          <w:rPr>
-            <w:lang w:val="hi_IN" w:bidi="hi_IN"/>
-          </w:rPr>
-          <w:rPr>
-            <w:color w:val="0000EE"/>
-            <w:u w:val="single"/>
-          </w:rPr>
-          <w:t>1 इतिहास 1:17</w:t>
-        </w:r>
-      </w:hyperlink>
+      <w:r>
+        <w:rPr>
+          <w:lang w:val="hi_IN" w:bidi="hi_IN"/>
+        </w:rPr>
+        <w:t>1 इतिहास 1:17</w:t>
+      </w:r>
       <w:r>
         <w:rPr>
           <w:lang w:val="hi_IN" w:bidi="hi_IN"/>
@@ -4609,18 +3913,12 @@
         </w:rPr>
         <w:t>2. अब्राहम के भाई नाहोर का पहलौठा पुत्र जो उसकी रखैल (उपपत्नी) मिल्का से उत्पन्न हुआ (</w:t>
       </w:r>
-      <w:hyperlink r:id="rId122">
-        <w:r>
-          <w:rPr>
-            <w:lang w:val="hi_IN" w:bidi="hi_IN"/>
-          </w:rPr>
-          <w:rPr>
-            <w:color w:val="0000EE"/>
-            <w:u w:val="single"/>
-          </w:rPr>
-          <w:t>उत 22:21</w:t>
-        </w:r>
-      </w:hyperlink>
+      <w:r>
+        <w:rPr>
+          <w:lang w:val="hi_IN" w:bidi="hi_IN"/>
+        </w:rPr>
+        <w:t>उत 22:21</w:t>
+      </w:r>
       <w:r>
         <w:rPr>
           <w:lang w:val="hi_IN" w:bidi="hi_IN"/>
@@ -4641,36 +3939,24 @@
         </w:rPr>
         <w:t>3. दीशान के पुत्र और सेईर होरी का पोता (</w:t>
       </w:r>
-      <w:hyperlink r:id="rId123">
-        <w:r>
-          <w:rPr>
-            <w:lang w:val="hi_IN" w:bidi="hi_IN"/>
-          </w:rPr>
-          <w:rPr>
-            <w:color w:val="0000EE"/>
-            <w:u w:val="single"/>
-          </w:rPr>
-          <w:t>उत 36:28</w:t>
-        </w:r>
-      </w:hyperlink>
+      <w:r>
+        <w:rPr>
+          <w:lang w:val="hi_IN" w:bidi="hi_IN"/>
+        </w:rPr>
+        <w:t>उत 36:28</w:t>
+      </w:r>
       <w:r>
         <w:rPr>
           <w:lang w:val="hi_IN" w:bidi="hi_IN"/>
         </w:rPr>
         <w:t xml:space="preserve">; </w:t>
       </w:r>
-      <w:hyperlink r:id="rId124">
-        <w:r>
-          <w:rPr>
-            <w:lang w:val="hi_IN" w:bidi="hi_IN"/>
-          </w:rPr>
-          <w:rPr>
-            <w:color w:val="0000EE"/>
-            <w:u w:val="single"/>
-          </w:rPr>
-          <w:t>1 इति 1:42</w:t>
-        </w:r>
-      </w:hyperlink>
+      <w:r>
+        <w:rPr>
+          <w:lang w:val="hi_IN" w:bidi="hi_IN"/>
+        </w:rPr>
+        <w:t>1 इति 1:42</w:t>
+      </w:r>
       <w:r>
         <w:rPr>
           <w:lang w:val="hi_IN" w:bidi="hi_IN"/>
@@ -4725,72 +4011,48 @@
         </w:rPr>
         <w:t>अय्यूब का देश (</w:t>
       </w:r>
-      <w:hyperlink r:id="rId125">
-        <w:r>
-          <w:rPr>
-            <w:lang w:val="hi_IN" w:bidi="hi_IN"/>
-          </w:rPr>
-          <w:rPr>
-            <w:color w:val="0000EE"/>
-            <w:u w:val="single"/>
-          </w:rPr>
-          <w:t>अय्य 1:1</w:t>
-        </w:r>
-      </w:hyperlink>
+      <w:r>
+        <w:rPr>
+          <w:lang w:val="hi_IN" w:bidi="hi_IN"/>
+        </w:rPr>
+        <w:t>अय्य 1:1</w:t>
+      </w:r>
       <w:r>
         <w:rPr>
           <w:lang w:val="hi_IN" w:bidi="hi_IN"/>
         </w:rPr>
         <w:t>)। यह नाम एदोम के समानान्तर दिखाई देता है तथा सेईर के मूल होरियों के वंश वृक्ष में ऊस से जुड़ा हुआ है (</w:t>
       </w:r>
-      <w:hyperlink r:id="rId126">
-        <w:r>
-          <w:rPr>
-            <w:lang w:val="hi_IN" w:bidi="hi_IN"/>
-          </w:rPr>
-          <w:rPr>
-            <w:color w:val="0000EE"/>
-            <w:u w:val="single"/>
-          </w:rPr>
-          <w:t>विला 4:21</w:t>
-        </w:r>
-      </w:hyperlink>
+      <w:r>
+        <w:rPr>
+          <w:lang w:val="hi_IN" w:bidi="hi_IN"/>
+        </w:rPr>
+        <w:t>विला 4:21</w:t>
+      </w:r>
       <w:r>
         <w:rPr>
           <w:lang w:val="hi_IN" w:bidi="hi_IN"/>
         </w:rPr>
         <w:t>)। अय्यूब की पुस्तक ऊस की भूमि का स्थान नहीं बताती, लेकिन यह कहती है कि पूर्व के पुत्र (केदेम) वहाँ रहते थे (</w:t>
       </w:r>
-      <w:hyperlink r:id="rId61">
-        <w:r>
-          <w:rPr>
-            <w:lang w:val="hi_IN" w:bidi="hi_IN"/>
-          </w:rPr>
-          <w:rPr>
-            <w:color w:val="0000EE"/>
-            <w:u w:val="single"/>
-          </w:rPr>
-          <w:t>अय्य 1:3</w:t>
-        </w:r>
-      </w:hyperlink>
+      <w:r>
+        <w:rPr>
+          <w:lang w:val="hi_IN" w:bidi="hi_IN"/>
+        </w:rPr>
+        <w:t>अय्य 1:3</w:t>
+      </w:r>
       <w:r>
         <w:rPr>
           <w:lang w:val="hi_IN" w:bidi="hi_IN"/>
         </w:rPr>
         <w:t>)। ऊस को मरूभूमि (</w:t>
       </w:r>
-      <w:hyperlink r:id="rId127">
-        <w:r>
-          <w:rPr>
-            <w:lang w:val="hi_IN" w:bidi="hi_IN"/>
-          </w:rPr>
-          <w:rPr>
-            <w:color w:val="0000EE"/>
-            <w:u w:val="single"/>
-          </w:rPr>
-          <w:t>15</w:t>
-        </w:r>
-      </w:hyperlink>
+      <w:r>
+        <w:rPr>
+          <w:lang w:val="hi_IN" w:bidi="hi_IN"/>
+        </w:rPr>
+        <w:t>15</w:t>
+      </w:r>
       <w:r>
         <w:rPr>
           <w:lang w:val="hi_IN" w:bidi="hi_IN"/>
@@ -4809,18 +4071,12 @@
         </w:rPr>
         <w:t xml:space="preserve"> के निकट भी कहा गया है (</w:t>
       </w:r>
-      <w:hyperlink r:id="rId128">
-        <w:r>
-          <w:rPr>
-            <w:lang w:val="hi_IN" w:bidi="hi_IN"/>
-          </w:rPr>
-          <w:rPr>
-            <w:color w:val="0000EE"/>
-            <w:u w:val="single"/>
-          </w:rPr>
-          <w:t>17</w:t>
-        </w:r>
-      </w:hyperlink>
+      <w:r>
+        <w:rPr>
+          <w:lang w:val="hi_IN" w:bidi="hi_IN"/>
+        </w:rPr>
+        <w:t>17</w:t>
+      </w:r>
       <w:r>
         <w:rPr>
           <w:lang w:val="hi_IN" w:bidi="hi_IN"/>
@@ -4866,18 +4122,12 @@
         </w:rPr>
         <w:t xml:space="preserve"> 1.6.4), अरामी वंशावली के ऊस के संदर्भ में (</w:t>
       </w:r>
-      <w:hyperlink r:id="rId120">
-        <w:r>
-          <w:rPr>
-            <w:lang w:val="hi_IN" w:bidi="hi_IN"/>
-          </w:rPr>
-          <w:rPr>
-            <w:color w:val="0000EE"/>
-            <w:u w:val="single"/>
-          </w:rPr>
-          <w:t>उत 10:23</w:t>
-        </w:r>
-      </w:hyperlink>
+      <w:r>
+        <w:rPr>
+          <w:lang w:val="hi_IN" w:bidi="hi_IN"/>
+        </w:rPr>
+        <w:t>उत 10:23</w:t>
+      </w:r>
       <w:r>
         <w:rPr>
           <w:lang w:val="hi_IN" w:bidi="hi_IN"/>
